--- a/comp sci db project/paperwork/Planning Report - Fajar.docx
+++ b/comp sci db project/paperwork/Planning Report - Fajar.docx
@@ -1,6 +1,6 @@
 
 <file path=word/document.xml><?xml version="1.0" encoding="utf-8"?>
-<w:document xmlns:wpc="http://schemas.microsoft.com/office/word/2010/wordprocessingCanvas" xmlns:cx="http://schemas.microsoft.com/office/drawing/2014/chartex" xmlns:cx1="http://schemas.microsoft.com/office/drawing/2015/9/8/chartex" xmlns:cx2="http://schemas.microsoft.com/office/drawing/2015/10/21/chartex" xmlns:cx3="http://schemas.microsoft.com/office/drawing/2016/5/9/chartex" xmlns:cx4="http://schemas.microsoft.com/office/drawing/2016/5/10/chartex" xmlns:cx5="http://schemas.microsoft.com/office/drawing/2016/5/11/chartex" xmlns:cx6="http://schemas.microsoft.com/office/drawing/2016/5/12/chartex" xmlns:cx7="http://schemas.microsoft.com/office/drawing/2016/5/13/chartex" xmlns:cx8="http://schemas.microsoft.com/office/drawing/2016/5/14/chartex" xmlns:mc="http://schemas.openxmlformats.org/markup-compatibility/2006" xmlns:aink="http://schemas.microsoft.com/office/drawing/2016/ink" xmlns:am3d="http://schemas.microsoft.com/office/drawing/2017/model3d" xmlns:o="urn:schemas-microsoft-com:office:office" xmlns:oel="http://schemas.microsoft.com/office/2019/extlst" xmlns:r="http://schemas.openxmlformats.org/officeDocument/2006/relationships" xmlns:m="http://schemas.openxmlformats.org/officeDocument/2006/math" xmlns:v="urn:schemas-microsoft-com:vml" xmlns:wp14="http://schemas.microsoft.com/office/word/2010/wordprocessingDrawing" xmlns:wp="http://schemas.openxmlformats.org/drawingml/2006/wordprocessingDrawing" xmlns:w10="urn:schemas-microsoft-com:office:word" xmlns:w="http://schemas.openxmlformats.org/wordprocessingml/2006/main" xmlns:w14="http://schemas.microsoft.com/office/word/2010/wordml" xmlns:w15="http://schemas.microsoft.com/office/word/2012/wordml" xmlns:w16cei="http://schemas.microsoft.com/office/word/2026/wordml/cei" xmlns:w16cex="http://schemas.microsoft.com/office/word/2018/wordml/cex" xmlns:w16cid="http://schemas.microsoft.com/office/word/2016/wordml/cid" xmlns:w16="http://schemas.microsoft.com/office/word/2018/wordml" xmlns:w16du="http://schemas.microsoft.com/office/word/2023/wordml/word16du" xmlns:w16sdtdh="http://schemas.microsoft.com/office/word/2020/wordml/sdtdatahash" xmlns:w16sdtfl="http://schemas.microsoft.com/office/word/2024/wordml/sdtformatlock" xmlns:w16se="http://schemas.microsoft.com/office/word/2015/wordml/symex" xmlns:wpg="http://schemas.microsoft.com/office/word/2010/wordprocessingGroup" xmlns:wpi="http://schemas.microsoft.com/office/word/2010/wordprocessingInk" xmlns:wne="http://schemas.microsoft.com/office/word/2006/wordml" xmlns:wps="http://schemas.microsoft.com/office/word/2010/wordprocessingShape" mc:Ignorable="w14 w15 w16se w16cid w16 w16cex w16sdtdh w16sdtfl w16du wp14">
+<w:document xmlns:wpc="http://schemas.microsoft.com/office/word/2010/wordprocessingCanvas" xmlns:cx="http://schemas.microsoft.com/office/drawing/2014/chartex" xmlns:cx1="http://schemas.microsoft.com/office/drawing/2015/9/8/chartex" xmlns:mc="http://schemas.openxmlformats.org/markup-compatibility/2006" xmlns:o="urn:schemas-microsoft-com:office:office" xmlns:r="http://schemas.openxmlformats.org/officeDocument/2006/relationships" xmlns:m="http://schemas.openxmlformats.org/officeDocument/2006/math" xmlns:v="urn:schemas-microsoft-com:vml" xmlns:wp14="http://schemas.microsoft.com/office/word/2010/wordprocessingDrawing" xmlns:wp="http://schemas.openxmlformats.org/drawingml/2006/wordprocessingDrawing" xmlns:w10="urn:schemas-microsoft-com:office:word" xmlns:w="http://schemas.openxmlformats.org/wordprocessingml/2006/main" xmlns:w14="http://schemas.microsoft.com/office/word/2010/wordml" xmlns:w15="http://schemas.microsoft.com/office/word/2012/wordml" xmlns:w16se="http://schemas.microsoft.com/office/word/2015/wordml/symex" xmlns:wpg="http://schemas.microsoft.com/office/word/2010/wordprocessingGroup" xmlns:wpi="http://schemas.microsoft.com/office/word/2010/wordprocessingInk" xmlns:wne="http://schemas.microsoft.com/office/word/2006/wordml" xmlns:wps="http://schemas.microsoft.com/office/word/2010/wordprocessingShape" mc:Ignorable="w14 w15 w16se wp14">
   <w:body>
     <w:sdt>
       <w:sdtPr>
@@ -20,6 +20,7 @@
           <w:r>
             <w:rPr>
               <w:noProof/>
+              <w:lang w:val="en-AU" w:eastAsia="en-AU"/>
             </w:rPr>
             <mc:AlternateContent>
               <mc:Choice Requires="wpg">
@@ -269,7 +270,7 @@
                   </wp:anchor>
                 </w:drawing>
               </mc:Choice>
-              <mc:Fallback>
+              <mc:Fallback xmlns:w16sdtfl="http://schemas.microsoft.com/office/word/2024/wordml/sdtformatlock" xmlns:w16sdtdh="http://schemas.microsoft.com/office/word/2020/wordml/sdtdatahash" xmlns:w16du="http://schemas.microsoft.com/office/word/2023/wordml/word16du" xmlns:w16="http://schemas.microsoft.com/office/word/2018/wordml" xmlns:w16cid="http://schemas.microsoft.com/office/word/2016/wordml/cid" xmlns:w16cex="http://schemas.microsoft.com/office/word/2018/wordml/cex" xmlns:w16cei="http://schemas.microsoft.com/office/word/2026/wordml/cei" xmlns:oel="http://schemas.microsoft.com/office/2019/extlst" xmlns:am3d="http://schemas.microsoft.com/office/drawing/2017/model3d" xmlns:aink="http://schemas.microsoft.com/office/drawing/2016/ink" xmlns:cx8="http://schemas.microsoft.com/office/drawing/2016/5/14/chartex" xmlns:cx7="http://schemas.microsoft.com/office/drawing/2016/5/13/chartex" xmlns:cx6="http://schemas.microsoft.com/office/drawing/2016/5/12/chartex" xmlns:cx5="http://schemas.microsoft.com/office/drawing/2016/5/11/chartex" xmlns:cx4="http://schemas.microsoft.com/office/drawing/2016/5/10/chartex" xmlns:cx3="http://schemas.microsoft.com/office/drawing/2016/5/9/chartex" xmlns:cx2="http://schemas.microsoft.com/office/drawing/2015/10/21/chartex">
                 <w:pict>
                   <v:group w14:anchorId="59F52F92" id="Group 157" o:spid="_x0000_s1026" style="position:absolute;margin-left:0;margin-top:0;width:8in;height:95.7pt;z-index:251662336;mso-width-percent:941;mso-height-percent:121;mso-top-percent:23;mso-position-horizontal:center;mso-position-horizontal-relative:page;mso-position-vertical-relative:page;mso-width-percent:941;mso-height-percent:121;mso-top-percent:23" coordorigin="" coordsize="73152,12161" o:gfxdata="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">
                     <v:shape id="Rectangle 51" o:spid="_x0000_s1027" style="position:absolute;width:73152;height:11303;visibility:visible;mso-wrap-style:square;v-text-anchor:middle" coordsize="7312660,1129665" o:gfxdata="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" path="m,l7312660,r,1129665l3619500,733425,,1091565,,xe" fillcolor="#156082 [3204]" stroked="f" strokeweight="1pt">
@@ -288,6 +289,7 @@
           <w:r>
             <w:rPr>
               <w:noProof/>
+              <w:lang w:val="en-AU" w:eastAsia="en-AU"/>
             </w:rPr>
             <mc:AlternateContent>
               <mc:Choice Requires="wps">
@@ -444,7 +446,7 @@
                     <v:stroke joinstyle="miter"/>
                     <v:path gradientshapeok="t" o:connecttype="rect"/>
                   </v:shapetype>
-                  <v:shape id="Text Box 161" o:spid="_x0000_s1026" type="#_x0000_t202" style="position:absolute;margin-left:0;margin-top:0;width:8in;height:79.5pt;z-index:251661312;visibility:visible;mso-wrap-style:square;mso-width-percent:941;mso-height-percent:100;mso-top-percent:700;mso-wrap-distance-left:9pt;mso-wrap-distance-top:0;mso-wrap-distance-right:9pt;mso-wrap-distance-bottom:0;mso-position-horizontal:center;mso-position-horizontal-relative:page;mso-position-vertical-relative:page;mso-width-percent:941;mso-height-percent:100;mso-top-percent:700;mso-width-relative:page;mso-height-relative:page;v-text-anchor:top" o:gfxdata="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" filled="f" stroked="f" strokeweight=".5pt">
+                  <v:shape id="Text Box 161" o:spid="_x0000_s1026" type="#_x0000_t202" style="position:absolute;margin-left:0;margin-top:0;width:8in;height:79.5pt;z-index:251661312;visibility:visible;mso-wrap-style:square;mso-width-percent:941;mso-height-percent:100;mso-top-percent:700;mso-wrap-distance-left:9pt;mso-wrap-distance-top:0;mso-wrap-distance-right:9pt;mso-wrap-distance-bottom:0;mso-position-horizontal:center;mso-position-horizontal-relative:page;mso-position-vertical-relative:page;mso-width-percent:941;mso-height-percent:100;mso-top-percent:700;mso-width-relative:page;mso-height-relative:page;v-text-anchor:top" o:gfxdata="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" filled="f" stroked="f" strokeweight=".5pt">
                     <v:textbox style="mso-fit-shape-to-text:t" inset="126pt,0,54pt,0">
                       <w:txbxContent>
                         <w:p>
@@ -528,6 +530,7 @@
           <w:r>
             <w:rPr>
               <w:noProof/>
+              <w:lang w:val="en-AU" w:eastAsia="en-AU"/>
             </w:rPr>
             <mc:AlternateContent>
               <mc:Choice Requires="wps">
@@ -686,7 +689,7 @@
               </mc:Choice>
               <mc:Fallback>
                 <w:pict>
-                  <v:shape w14:anchorId="7BDC2222" id="Text Box 163" o:spid="_x0000_s1027" type="#_x0000_t202" style="position:absolute;margin-left:0;margin-top:0;width:8in;height:286.5pt;z-index:251659264;visibility:visible;mso-wrap-style:square;mso-width-percent:941;mso-height-percent:363;mso-top-percent:300;mso-wrap-distance-left:9pt;mso-wrap-distance-top:0;mso-wrap-distance-right:9pt;mso-wrap-distance-bottom:0;mso-position-horizontal:center;mso-position-horizontal-relative:page;mso-position-vertical-relative:page;mso-width-percent:941;mso-height-percent:363;mso-top-percent:300;mso-width-relative:page;mso-height-relative:page;v-text-anchor:bottom" o:gfxdata="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" filled="f" stroked="f" strokeweight=".5pt">
+                  <v:shape w14:anchorId="7BDC2222" id="Text Box 163" o:spid="_x0000_s1027" type="#_x0000_t202" style="position:absolute;margin-left:0;margin-top:0;width:8in;height:286.5pt;z-index:251659264;visibility:visible;mso-wrap-style:square;mso-width-percent:941;mso-height-percent:363;mso-top-percent:300;mso-wrap-distance-left:9pt;mso-wrap-distance-top:0;mso-wrap-distance-right:9pt;mso-wrap-distance-bottom:0;mso-position-horizontal:center;mso-position-horizontal-relative:page;mso-position-vertical-relative:page;mso-width-percent:941;mso-height-percent:363;mso-top-percent:300;mso-width-relative:page;mso-height-relative:page;v-text-anchor:bottom" o:gfxdata="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" filled="f" stroked="f" strokeweight=".5pt">
                     <v:textbox inset="126pt,0,54pt,0">
                       <w:txbxContent>
                         <w:p>
@@ -1971,7 +1974,21 @@
         <w:rPr>
           <w:lang w:val="en-US"/>
         </w:rPr>
-        <w:t xml:space="preserve"> company to design and develop </w:t>
+        <w:t xml:space="preserve"> </w:t>
+      </w:r>
+      <w:proofErr w:type="gramStart"/>
+      <w:r>
+        <w:rPr>
+          <w:lang w:val="en-US"/>
+        </w:rPr>
+        <w:t>company</w:t>
+      </w:r>
+      <w:proofErr w:type="gramEnd"/>
+      <w:r>
+        <w:rPr>
+          <w:lang w:val="en-US"/>
+        </w:rPr>
+        <w:t xml:space="preserve"> to design and develop </w:t>
       </w:r>
       <w:r>
         <w:rPr>
@@ -2004,12 +2021,14 @@
         </w:rPr>
         <w:t xml:space="preserve"> </w:t>
       </w:r>
+      <w:proofErr w:type="spellStart"/>
       <w:r>
         <w:rPr>
           <w:lang w:val="en-US"/>
         </w:rPr>
         <w:t>authorised</w:t>
       </w:r>
+      <w:proofErr w:type="spellEnd"/>
       <w:r>
         <w:rPr>
           <w:lang w:val="en-US"/>
@@ -2125,7 +2144,21 @@
         <w:rPr>
           <w:lang w:val="en-US"/>
         </w:rPr>
-        <w:t>Authenticate the person using the software and authorize access accordingly (ie check if the login provided is of a staff or admin member)</w:t>
+        <w:t>Authenticate the person using the software and authorize access accordingly (</w:t>
+      </w:r>
+      <w:proofErr w:type="spellStart"/>
+      <w:r>
+        <w:rPr>
+          <w:lang w:val="en-US"/>
+        </w:rPr>
+        <w:t>ie</w:t>
+      </w:r>
+      <w:proofErr w:type="spellEnd"/>
+      <w:r>
+        <w:rPr>
+          <w:lang w:val="en-US"/>
+        </w:rPr>
+        <w:t xml:space="preserve"> check if the login provided is of a staff or admin member)</w:t>
       </w:r>
     </w:p>
     <w:p>
@@ -2203,7 +2236,21 @@
         <w:rPr>
           <w:lang w:val="en-US"/>
         </w:rPr>
-        <w:t>Create and manage tournaments (such as registering players, setting dates etc)</w:t>
+        <w:t xml:space="preserve">Create and manage tournaments (such as registering players, setting dates </w:t>
+      </w:r>
+      <w:proofErr w:type="spellStart"/>
+      <w:r>
+        <w:rPr>
+          <w:lang w:val="en-US"/>
+        </w:rPr>
+        <w:t>etc</w:t>
+      </w:r>
+      <w:proofErr w:type="spellEnd"/>
+      <w:r>
+        <w:rPr>
+          <w:lang w:val="en-US"/>
+        </w:rPr>
+        <w:t>)</w:t>
       </w:r>
     </w:p>
     <w:p>
@@ -2527,7 +2574,21 @@
         <w:rPr>
           <w:lang w:val="en-US"/>
         </w:rPr>
-        <w:t xml:space="preserve"> using authentication and authorisation methods</w:t>
+        <w:t xml:space="preserve"> using authentication and </w:t>
+      </w:r>
+      <w:proofErr w:type="spellStart"/>
+      <w:r>
+        <w:rPr>
+          <w:lang w:val="en-US"/>
+        </w:rPr>
+        <w:t>authorisation</w:t>
+      </w:r>
+      <w:proofErr w:type="spellEnd"/>
+      <w:r>
+        <w:rPr>
+          <w:lang w:val="en-US"/>
+        </w:rPr>
+        <w:t xml:space="preserve"> methods</w:t>
       </w:r>
       <w:r>
         <w:rPr>
@@ -2631,7 +2692,6 @@
           <w:szCs w:val="24"/>
           <w:lang w:val="en-US"/>
         </w:rPr>
-        <w:lastRenderedPageBreak/>
         <w:t>F</w:t>
       </w:r>
       <w:r>
@@ -2677,6 +2737,7 @@
           <w:b/>
           <w:bCs/>
         </w:rPr>
+        <w:lastRenderedPageBreak/>
         <w:t>Invalid User Input:</w:t>
       </w:r>
       <w:r>
@@ -2779,7 +2840,21 @@
         <w:rPr>
           <w:lang w:val="en-US"/>
         </w:rPr>
-        <w:t>(image attached separately as well)</w:t>
+        <w:t>(</w:t>
+      </w:r>
+      <w:proofErr w:type="gramStart"/>
+      <w:r>
+        <w:rPr>
+          <w:lang w:val="en-US"/>
+        </w:rPr>
+        <w:t>image</w:t>
+      </w:r>
+      <w:proofErr w:type="gramEnd"/>
+      <w:r>
+        <w:rPr>
+          <w:lang w:val="en-US"/>
+        </w:rPr>
+        <w:t xml:space="preserve"> attached separately as well)</w:t>
       </w:r>
     </w:p>
     <w:p>
@@ -2791,7 +2866,7 @@
       <w:r>
         <w:rPr>
           <w:noProof/>
-          <w:lang w:val="en-US"/>
+          <w:lang w:val="en-AU" w:eastAsia="en-AU"/>
         </w:rPr>
         <w:drawing>
           <wp:inline distT="0" distB="0" distL="0" distR="0" wp14:anchorId="48466804" wp14:editId="149BB0C5">
@@ -2869,7 +2944,21 @@
         <w:rPr>
           <w:lang w:val="en-US"/>
         </w:rPr>
-        <w:t>(document attached separately as well</w:t>
+        <w:t>(</w:t>
+      </w:r>
+      <w:proofErr w:type="gramStart"/>
+      <w:r>
+        <w:rPr>
+          <w:lang w:val="en-US"/>
+        </w:rPr>
+        <w:t>document</w:t>
+      </w:r>
+      <w:proofErr w:type="gramEnd"/>
+      <w:r>
+        <w:rPr>
+          <w:lang w:val="en-US"/>
+        </w:rPr>
+        <w:t xml:space="preserve"> attached separately as well</w:t>
       </w:r>
       <w:r>
         <w:rPr>
@@ -3044,12 +3133,14 @@
                 <w:lang w:val="en-US"/>
               </w:rPr>
             </w:pPr>
+            <w:proofErr w:type="spellStart"/>
             <w:r>
               <w:rPr>
                 <w:lang w:val="en-US"/>
               </w:rPr>
               <w:t>StaffID</w:t>
             </w:r>
+            <w:proofErr w:type="spellEnd"/>
           </w:p>
         </w:tc>
         <w:tc>
@@ -3066,7 +3157,7 @@
               <w:rPr>
                 <w:lang w:val="en-US"/>
               </w:rPr>
-              <w:t>String</w:t>
+              <w:t>TEXT</w:t>
             </w:r>
           </w:p>
         </w:tc>
@@ -3084,7 +3175,7 @@
               <w:rPr>
                 <w:lang w:val="en-US"/>
               </w:rPr>
-              <w:t>3</w:t>
+              <w:t>4</w:t>
             </w:r>
           </w:p>
         </w:tc>
@@ -3167,7 +3258,6 @@
               <w:rPr>
                 <w:lang w:val="en-US"/>
               </w:rPr>
-              <w:lastRenderedPageBreak/>
               <w:t>Username</w:t>
             </w:r>
           </w:p>
@@ -3186,7 +3276,7 @@
               <w:rPr>
                 <w:lang w:val="en-US"/>
               </w:rPr>
-              <w:t>String</w:t>
+              <w:t>TEXT</w:t>
             </w:r>
           </w:p>
         </w:tc>
@@ -3305,7 +3395,7 @@
               <w:rPr>
                 <w:lang w:val="en-US"/>
               </w:rPr>
-              <w:t>String</w:t>
+              <w:t>TEXT</w:t>
             </w:r>
           </w:p>
         </w:tc>
@@ -3424,7 +3514,7 @@
               <w:rPr>
                 <w:lang w:val="en-US"/>
               </w:rPr>
-              <w:t>String</w:t>
+              <w:t>TEXT</w:t>
             </w:r>
           </w:p>
         </w:tc>
@@ -3521,12 +3611,15 @@
                 <w:lang w:val="en-US"/>
               </w:rPr>
             </w:pPr>
-            <w:r>
-              <w:rPr>
-                <w:lang w:val="en-US"/>
-              </w:rPr>
+            <w:proofErr w:type="spellStart"/>
+            <w:r>
+              <w:rPr>
+                <w:lang w:val="en-US"/>
+              </w:rPr>
+              <w:lastRenderedPageBreak/>
               <w:t>PhoneNumber</w:t>
             </w:r>
+            <w:proofErr w:type="spellEnd"/>
           </w:p>
         </w:tc>
         <w:tc>
@@ -3543,7 +3636,7 @@
               <w:rPr>
                 <w:lang w:val="en-US"/>
               </w:rPr>
-              <w:t>Integer</w:t>
+              <w:t>INTEGER</w:t>
             </w:r>
           </w:p>
         </w:tc>
@@ -3656,7 +3749,7 @@
               <w:rPr>
                 <w:lang w:val="en-US"/>
               </w:rPr>
-              <w:t>String</w:t>
+              <w:t>TEXT</w:t>
             </w:r>
           </w:p>
         </w:tc>
@@ -3788,12 +3881,14 @@
                 <w:lang w:val="en-US"/>
               </w:rPr>
             </w:pPr>
+            <w:proofErr w:type="spellStart"/>
             <w:r>
               <w:rPr>
                 <w:lang w:val="en-US"/>
               </w:rPr>
               <w:t>TournamentID</w:t>
             </w:r>
+            <w:proofErr w:type="spellEnd"/>
           </w:p>
         </w:tc>
         <w:tc>
@@ -3810,7 +3905,7 @@
               <w:rPr>
                 <w:lang w:val="en-US"/>
               </w:rPr>
-              <w:t>String</w:t>
+              <w:t>TEXT</w:t>
             </w:r>
           </w:p>
         </w:tc>
@@ -3828,7 +3923,7 @@
               <w:rPr>
                 <w:lang w:val="en-US"/>
               </w:rPr>
-              <w:t>3</w:t>
+              <w:t>4</w:t>
             </w:r>
           </w:p>
         </w:tc>
@@ -3901,12 +3996,14 @@
                 <w:lang w:val="en-US"/>
               </w:rPr>
             </w:pPr>
+            <w:proofErr w:type="spellStart"/>
             <w:r>
               <w:rPr>
                 <w:lang w:val="en-US"/>
               </w:rPr>
               <w:t>StaffID</w:t>
             </w:r>
+            <w:proofErr w:type="spellEnd"/>
           </w:p>
         </w:tc>
         <w:tc>
@@ -3923,7 +4020,7 @@
               <w:rPr>
                 <w:lang w:val="en-US"/>
               </w:rPr>
-              <w:t>String</w:t>
+              <w:t>TEXT</w:t>
             </w:r>
           </w:p>
         </w:tc>
@@ -3941,7 +4038,7 @@
               <w:rPr>
                 <w:lang w:val="en-US"/>
               </w:rPr>
-              <w:t>3</w:t>
+              <w:t>4</w:t>
             </w:r>
           </w:p>
         </w:tc>
@@ -4036,7 +4133,7 @@
               <w:rPr>
                 <w:lang w:val="en-US"/>
               </w:rPr>
-              <w:t>String</w:t>
+              <w:t>TEXT</w:t>
             </w:r>
           </w:p>
         </w:tc>
@@ -4096,8 +4193,16 @@
               <w:rPr>
                 <w:lang w:val="en-US"/>
               </w:rPr>
-              <w:t>match organiser</w:t>
-            </w:r>
+              <w:t xml:space="preserve">match </w:t>
+            </w:r>
+            <w:proofErr w:type="spellStart"/>
+            <w:r>
+              <w:rPr>
+                <w:lang w:val="en-US"/>
+              </w:rPr>
+              <w:t>organiser</w:t>
+            </w:r>
+            <w:proofErr w:type="spellEnd"/>
             <w:r>
               <w:rPr>
                 <w:lang w:val="en-US"/>
@@ -4153,10 +4258,10 @@
         <w:tblLook w:val="04A0" w:firstRow="1" w:lastRow="0" w:firstColumn="1" w:lastColumn="0" w:noHBand="0" w:noVBand="1"/>
       </w:tblPr>
       <w:tblGrid>
-        <w:gridCol w:w="1986"/>
-        <w:gridCol w:w="1732"/>
-        <w:gridCol w:w="1732"/>
-        <w:gridCol w:w="1732"/>
+        <w:gridCol w:w="1989"/>
+        <w:gridCol w:w="1731"/>
+        <w:gridCol w:w="1731"/>
+        <w:gridCol w:w="1731"/>
         <w:gridCol w:w="1732"/>
         <w:gridCol w:w="1732"/>
       </w:tblGrid>
@@ -4174,12 +4279,14 @@
                 <w:lang w:val="en-US"/>
               </w:rPr>
             </w:pPr>
+            <w:proofErr w:type="spellStart"/>
             <w:r>
               <w:rPr>
                 <w:lang w:val="en-US"/>
               </w:rPr>
               <w:t>TournamentID</w:t>
             </w:r>
+            <w:proofErr w:type="spellEnd"/>
           </w:p>
         </w:tc>
         <w:tc>
@@ -4196,7 +4303,7 @@
               <w:rPr>
                 <w:lang w:val="en-US"/>
               </w:rPr>
-              <w:t>String</w:t>
+              <w:t>TEXT</w:t>
             </w:r>
           </w:p>
         </w:tc>
@@ -4214,7 +4321,7 @@
               <w:rPr>
                 <w:lang w:val="en-US"/>
               </w:rPr>
-              <w:t>3</w:t>
+              <w:t>4</w:t>
             </w:r>
           </w:p>
         </w:tc>
@@ -4299,12 +4406,14 @@
                 <w:lang w:val="en-US"/>
               </w:rPr>
             </w:pPr>
+            <w:proofErr w:type="spellStart"/>
             <w:r>
               <w:rPr>
                 <w:lang w:val="en-US"/>
               </w:rPr>
               <w:t>TournamentName</w:t>
             </w:r>
+            <w:proofErr w:type="spellEnd"/>
           </w:p>
         </w:tc>
         <w:tc>
@@ -4321,7 +4430,7 @@
               <w:rPr>
                 <w:lang w:val="en-US"/>
               </w:rPr>
-              <w:t>String</w:t>
+              <w:t>TEXT</w:t>
             </w:r>
           </w:p>
         </w:tc>
@@ -4434,7 +4543,7 @@
               <w:rPr>
                 <w:lang w:val="en-US"/>
               </w:rPr>
-              <w:t>String</w:t>
+              <w:t>TEXT</w:t>
             </w:r>
           </w:p>
         </w:tc>
@@ -4525,12 +4634,14 @@
                 <w:lang w:val="en-US"/>
               </w:rPr>
             </w:pPr>
+            <w:proofErr w:type="spellStart"/>
             <w:r>
               <w:rPr>
                 <w:lang w:val="en-US"/>
               </w:rPr>
               <w:t>EventDate</w:t>
             </w:r>
+            <w:proofErr w:type="spellEnd"/>
           </w:p>
         </w:tc>
         <w:tc>
@@ -4547,7 +4658,7 @@
               <w:rPr>
                 <w:lang w:val="en-US"/>
               </w:rPr>
-              <w:t>Date</w:t>
+              <w:t>TEXT</w:t>
             </w:r>
           </w:p>
         </w:tc>
@@ -4638,11 +4749,19 @@
           <w:lang w:val="en-US"/>
         </w:rPr>
       </w:pPr>
-      <w:r>
-        <w:rPr>
-          <w:lang w:val="en-US"/>
-        </w:rPr>
-        <w:t>Registeration List</w:t>
+      <w:proofErr w:type="spellStart"/>
+      <w:r>
+        <w:rPr>
+          <w:lang w:val="en-US"/>
+        </w:rPr>
+        <w:t>Registeration</w:t>
+      </w:r>
+      <w:proofErr w:type="spellEnd"/>
+      <w:r>
+        <w:rPr>
+          <w:lang w:val="en-US"/>
+        </w:rPr>
+        <w:t xml:space="preserve"> List</w:t>
       </w:r>
     </w:p>
     <w:tbl>
@@ -4673,12 +4792,14 @@
                 <w:lang w:val="en-US"/>
               </w:rPr>
             </w:pPr>
+            <w:proofErr w:type="spellStart"/>
             <w:r>
               <w:rPr>
                 <w:lang w:val="en-US"/>
               </w:rPr>
               <w:t>TournamentID</w:t>
             </w:r>
+            <w:proofErr w:type="spellEnd"/>
           </w:p>
         </w:tc>
         <w:tc>
@@ -4695,7 +4816,7 @@
               <w:rPr>
                 <w:lang w:val="en-US"/>
               </w:rPr>
-              <w:t>String</w:t>
+              <w:t>TEXT</w:t>
             </w:r>
           </w:p>
         </w:tc>
@@ -4713,7 +4834,7 @@
               <w:rPr>
                 <w:lang w:val="en-US"/>
               </w:rPr>
-              <w:t>3</w:t>
+              <w:t>4</w:t>
             </w:r>
           </w:p>
         </w:tc>
@@ -4786,12 +4907,14 @@
                 <w:lang w:val="en-US"/>
               </w:rPr>
             </w:pPr>
+            <w:proofErr w:type="spellStart"/>
             <w:r>
               <w:rPr>
                 <w:lang w:val="en-US"/>
               </w:rPr>
               <w:t>PlayerID</w:t>
             </w:r>
+            <w:proofErr w:type="spellEnd"/>
           </w:p>
         </w:tc>
         <w:tc>
@@ -4808,7 +4931,7 @@
               <w:rPr>
                 <w:lang w:val="en-US"/>
               </w:rPr>
-              <w:t>String</w:t>
+              <w:t>TEXT</w:t>
             </w:r>
           </w:p>
         </w:tc>
@@ -4826,7 +4949,7 @@
               <w:rPr>
                 <w:lang w:val="en-US"/>
               </w:rPr>
-              <w:t>3</w:t>
+              <w:t>4</w:t>
             </w:r>
           </w:p>
         </w:tc>
@@ -4913,12 +5036,12 @@
         <w:tblLook w:val="04A0" w:firstRow="1" w:lastRow="0" w:firstColumn="1" w:lastColumn="0" w:noHBand="0" w:noVBand="1"/>
       </w:tblPr>
       <w:tblGrid>
-        <w:gridCol w:w="1744"/>
+        <w:gridCol w:w="1743"/>
         <w:gridCol w:w="1689"/>
-        <w:gridCol w:w="1665"/>
-        <w:gridCol w:w="1671"/>
-        <w:gridCol w:w="2151"/>
-        <w:gridCol w:w="1710"/>
+        <w:gridCol w:w="1663"/>
+        <w:gridCol w:w="1672"/>
+        <w:gridCol w:w="2149"/>
+        <w:gridCol w:w="1714"/>
       </w:tblGrid>
       <w:tr>
         <w:trPr>
@@ -4934,12 +5057,14 @@
                 <w:lang w:val="en-US"/>
               </w:rPr>
             </w:pPr>
+            <w:proofErr w:type="spellStart"/>
             <w:r>
               <w:rPr>
                 <w:lang w:val="en-US"/>
               </w:rPr>
               <w:t>MatchID</w:t>
             </w:r>
+            <w:proofErr w:type="spellEnd"/>
           </w:p>
         </w:tc>
         <w:tc>
@@ -4956,7 +5081,7 @@
               <w:rPr>
                 <w:lang w:val="en-US"/>
               </w:rPr>
-              <w:t>String</w:t>
+              <w:t>TEXT</w:t>
             </w:r>
           </w:p>
         </w:tc>
@@ -4974,7 +5099,7 @@
               <w:rPr>
                 <w:lang w:val="en-US"/>
               </w:rPr>
-              <w:t>3</w:t>
+              <w:t>4</w:t>
             </w:r>
           </w:p>
         </w:tc>
@@ -5075,7 +5200,7 @@
               <w:rPr>
                 <w:lang w:val="en-US"/>
               </w:rPr>
-              <w:t>String</w:t>
+              <w:t>TEXT</w:t>
             </w:r>
           </w:p>
         </w:tc>
@@ -5093,7 +5218,7 @@
               <w:rPr>
                 <w:lang w:val="en-US"/>
               </w:rPr>
-              <w:t>3</w:t>
+              <w:t>4</w:t>
             </w:r>
           </w:p>
         </w:tc>
@@ -5125,11 +5250,19 @@
                 <w:lang w:val="en-US"/>
               </w:rPr>
             </w:pPr>
-            <w:r>
-              <w:rPr>
-                <w:lang w:val="en-US"/>
-              </w:rPr>
-              <w:t>Player_ID of the first player</w:t>
+            <w:proofErr w:type="spellStart"/>
+            <w:r>
+              <w:rPr>
+                <w:lang w:val="en-US"/>
+              </w:rPr>
+              <w:t>Player_ID</w:t>
+            </w:r>
+            <w:proofErr w:type="spellEnd"/>
+            <w:r>
+              <w:rPr>
+                <w:lang w:val="en-US"/>
+              </w:rPr>
+              <w:t xml:space="preserve"> of the first player</w:t>
             </w:r>
           </w:p>
         </w:tc>
@@ -5188,7 +5321,7 @@
               <w:rPr>
                 <w:lang w:val="en-US"/>
               </w:rPr>
-              <w:t>String</w:t>
+              <w:t>TEXT</w:t>
             </w:r>
           </w:p>
         </w:tc>
@@ -5206,7 +5339,7 @@
               <w:rPr>
                 <w:lang w:val="en-US"/>
               </w:rPr>
-              <w:t>3</w:t>
+              <w:t>4</w:t>
             </w:r>
           </w:p>
         </w:tc>
@@ -5238,11 +5371,19 @@
                 <w:lang w:val="en-US"/>
               </w:rPr>
             </w:pPr>
-            <w:r>
-              <w:rPr>
-                <w:lang w:val="en-US"/>
-              </w:rPr>
-              <w:t>Player_ID of the second player</w:t>
+            <w:proofErr w:type="spellStart"/>
+            <w:r>
+              <w:rPr>
+                <w:lang w:val="en-US"/>
+              </w:rPr>
+              <w:t>Player_ID</w:t>
+            </w:r>
+            <w:proofErr w:type="spellEnd"/>
+            <w:r>
+              <w:rPr>
+                <w:lang w:val="en-US"/>
+              </w:rPr>
+              <w:t xml:space="preserve"> of the second player</w:t>
             </w:r>
           </w:p>
         </w:tc>
@@ -5283,7 +5424,6 @@
               <w:rPr>
                 <w:lang w:val="en-US"/>
               </w:rPr>
-              <w:lastRenderedPageBreak/>
               <w:t>Winner</w:t>
             </w:r>
           </w:p>
@@ -5302,7 +5442,7 @@
               <w:rPr>
                 <w:lang w:val="en-US"/>
               </w:rPr>
-              <w:t>String</w:t>
+              <w:t>TEXT</w:t>
             </w:r>
           </w:p>
         </w:tc>
@@ -5320,7 +5460,7 @@
               <w:rPr>
                 <w:lang w:val="en-US"/>
               </w:rPr>
-              <w:t>3</w:t>
+              <w:t>4</w:t>
             </w:r>
           </w:p>
         </w:tc>
@@ -5352,11 +5492,19 @@
                 <w:lang w:val="en-US"/>
               </w:rPr>
             </w:pPr>
-            <w:r>
-              <w:rPr>
-                <w:lang w:val="en-US"/>
-              </w:rPr>
-              <w:t>Player_ID of the winner</w:t>
+            <w:proofErr w:type="spellStart"/>
+            <w:r>
+              <w:rPr>
+                <w:lang w:val="en-US"/>
+              </w:rPr>
+              <w:t>Player_ID</w:t>
+            </w:r>
+            <w:proofErr w:type="spellEnd"/>
+            <w:r>
+              <w:rPr>
+                <w:lang w:val="en-US"/>
+              </w:rPr>
+              <w:t xml:space="preserve"> of the winner</w:t>
             </w:r>
           </w:p>
         </w:tc>
@@ -5399,12 +5547,14 @@
                 <w:lang w:val="en-US"/>
               </w:rPr>
             </w:pPr>
+            <w:proofErr w:type="spellStart"/>
             <w:r>
               <w:rPr>
                 <w:lang w:val="en-US"/>
               </w:rPr>
               <w:t>MatchStatus</w:t>
             </w:r>
+            <w:proofErr w:type="spellEnd"/>
           </w:p>
         </w:tc>
         <w:tc>
@@ -5421,7 +5571,7 @@
               <w:rPr>
                 <w:lang w:val="en-US"/>
               </w:rPr>
-              <w:t>String</w:t>
+              <w:t>TEXT</w:t>
             </w:r>
           </w:p>
         </w:tc>
@@ -5547,12 +5697,15 @@
                 <w:lang w:val="en-US"/>
               </w:rPr>
             </w:pPr>
-            <w:r>
-              <w:rPr>
-                <w:lang w:val="en-US"/>
-              </w:rPr>
+            <w:proofErr w:type="spellStart"/>
+            <w:r>
+              <w:rPr>
+                <w:lang w:val="en-US"/>
+              </w:rPr>
+              <w:lastRenderedPageBreak/>
               <w:t>PlayerID</w:t>
             </w:r>
+            <w:proofErr w:type="spellEnd"/>
           </w:p>
         </w:tc>
         <w:tc>
@@ -5569,7 +5722,7 @@
               <w:rPr>
                 <w:lang w:val="en-US"/>
               </w:rPr>
-              <w:t>String</w:t>
+              <w:t>TEXT</w:t>
             </w:r>
           </w:p>
         </w:tc>
@@ -5682,7 +5835,7 @@
               <w:rPr>
                 <w:lang w:val="en-US"/>
               </w:rPr>
-              <w:t>String</w:t>
+              <w:t>TEXT</w:t>
             </w:r>
           </w:p>
         </w:tc>
@@ -5779,12 +5932,14 @@
                 <w:lang w:val="en-US"/>
               </w:rPr>
             </w:pPr>
+            <w:proofErr w:type="spellStart"/>
             <w:r>
               <w:rPr>
                 <w:lang w:val="en-US"/>
               </w:rPr>
               <w:t>DateJoined</w:t>
             </w:r>
+            <w:proofErr w:type="spellEnd"/>
           </w:p>
         </w:tc>
         <w:tc>
@@ -5801,7 +5956,7 @@
               <w:rPr>
                 <w:lang w:val="en-US"/>
               </w:rPr>
-              <w:t>Date</w:t>
+              <w:t>TEXT</w:t>
             </w:r>
           </w:p>
         </w:tc>
@@ -5898,12 +6053,14 @@
                 <w:lang w:val="en-US"/>
               </w:rPr>
             </w:pPr>
+            <w:proofErr w:type="spellStart"/>
             <w:r>
               <w:rPr>
                 <w:lang w:val="en-US"/>
               </w:rPr>
               <w:t>DateOfBirth</w:t>
             </w:r>
+            <w:proofErr w:type="spellEnd"/>
           </w:p>
         </w:tc>
         <w:tc>
@@ -5920,7 +6077,7 @@
               <w:rPr>
                 <w:lang w:val="en-US"/>
               </w:rPr>
-              <w:t>Date</w:t>
+              <w:t>TEXT</w:t>
             </w:r>
           </w:p>
         </w:tc>
@@ -6011,12 +6168,14 @@
                 <w:lang w:val="en-US"/>
               </w:rPr>
             </w:pPr>
+            <w:proofErr w:type="spellStart"/>
             <w:r>
               <w:rPr>
                 <w:lang w:val="en-US"/>
               </w:rPr>
               <w:t>PhoneNumber</w:t>
             </w:r>
+            <w:proofErr w:type="spellEnd"/>
           </w:p>
         </w:tc>
         <w:tc>
@@ -6033,7 +6192,7 @@
               <w:rPr>
                 <w:lang w:val="en-US"/>
               </w:rPr>
-              <w:t xml:space="preserve">Integer </w:t>
+              <w:t>INTEGER</w:t>
             </w:r>
           </w:p>
         </w:tc>
@@ -6140,7 +6299,7 @@
               <w:rPr>
                 <w:lang w:val="en-US"/>
               </w:rPr>
-              <w:t>String</w:t>
+              <w:t>TEXT</w:t>
             </w:r>
           </w:p>
         </w:tc>
@@ -6257,12 +6416,12 @@
         <w:tblLook w:val="04A0" w:firstRow="1" w:lastRow="0" w:firstColumn="1" w:lastColumn="0" w:noHBand="0" w:noVBand="1"/>
       </w:tblPr>
       <w:tblGrid>
-        <w:gridCol w:w="1759"/>
-        <w:gridCol w:w="1750"/>
-        <w:gridCol w:w="1745"/>
-        <w:gridCol w:w="1745"/>
-        <w:gridCol w:w="1863"/>
-        <w:gridCol w:w="1756"/>
+        <w:gridCol w:w="1762"/>
+        <w:gridCol w:w="1751"/>
+        <w:gridCol w:w="1746"/>
+        <w:gridCol w:w="1747"/>
+        <w:gridCol w:w="1855"/>
+        <w:gridCol w:w="1757"/>
       </w:tblGrid>
       <w:tr>
         <w:trPr>
@@ -6278,12 +6437,14 @@
                 <w:lang w:val="en-US"/>
               </w:rPr>
             </w:pPr>
+            <w:proofErr w:type="spellStart"/>
             <w:r>
               <w:rPr>
                 <w:lang w:val="en-US"/>
               </w:rPr>
               <w:t>DeckID</w:t>
             </w:r>
+            <w:proofErr w:type="spellEnd"/>
           </w:p>
         </w:tc>
         <w:tc>
@@ -6300,7 +6461,7 @@
               <w:rPr>
                 <w:lang w:val="en-US"/>
               </w:rPr>
-              <w:t>String</w:t>
+              <w:t>TEXT</w:t>
             </w:r>
           </w:p>
         </w:tc>
@@ -6318,7 +6479,7 @@
               <w:rPr>
                 <w:lang w:val="en-US"/>
               </w:rPr>
-              <w:t>3</w:t>
+              <w:t>4</w:t>
             </w:r>
           </w:p>
         </w:tc>
@@ -6350,6 +6511,7 @@
                 <w:lang w:val="en-US"/>
               </w:rPr>
             </w:pPr>
+            <w:proofErr w:type="spellStart"/>
             <w:r>
               <w:rPr>
                 <w:lang w:val="en-US"/>
@@ -6360,7 +6522,14 @@
               <w:rPr>
                 <w:lang w:val="en-US"/>
               </w:rPr>
-              <w:t>cidentifier for deck</w:t>
+              <w:t>cidentifier</w:t>
+            </w:r>
+            <w:proofErr w:type="spellEnd"/>
+            <w:r>
+              <w:rPr>
+                <w:lang w:val="en-US"/>
+              </w:rPr>
+              <w:t xml:space="preserve"> for deck</w:t>
             </w:r>
             <w:r>
               <w:rPr>
@@ -6403,12 +6572,14 @@
                 <w:lang w:val="en-US"/>
               </w:rPr>
             </w:pPr>
+            <w:proofErr w:type="spellStart"/>
             <w:r>
               <w:rPr>
                 <w:lang w:val="en-US"/>
               </w:rPr>
               <w:t>PlayerID</w:t>
             </w:r>
+            <w:proofErr w:type="spellEnd"/>
           </w:p>
         </w:tc>
         <w:tc>
@@ -6425,7 +6596,7 @@
               <w:rPr>
                 <w:lang w:val="en-US"/>
               </w:rPr>
-              <w:t>String</w:t>
+              <w:t>TEXT</w:t>
             </w:r>
           </w:p>
         </w:tc>
@@ -6443,7 +6614,7 @@
               <w:rPr>
                 <w:lang w:val="en-US"/>
               </w:rPr>
-              <w:t>3</w:t>
+              <w:t>4</w:t>
             </w:r>
           </w:p>
         </w:tc>
@@ -6516,12 +6687,14 @@
                 <w:lang w:val="en-US"/>
               </w:rPr>
             </w:pPr>
+            <w:proofErr w:type="spellStart"/>
             <w:r>
               <w:rPr>
                 <w:lang w:val="en-US"/>
               </w:rPr>
               <w:t>DeckName</w:t>
             </w:r>
+            <w:proofErr w:type="spellEnd"/>
           </w:p>
         </w:tc>
         <w:tc>
@@ -6538,7 +6711,7 @@
               <w:rPr>
                 <w:lang w:val="en-US"/>
               </w:rPr>
-              <w:t>String</w:t>
+              <w:t>TEXT</w:t>
             </w:r>
           </w:p>
         </w:tc>
@@ -6629,12 +6802,14 @@
           <w:lang w:val="en-US"/>
         </w:rPr>
       </w:pPr>
+      <w:proofErr w:type="spellStart"/>
       <w:r>
         <w:rPr>
           <w:lang w:val="en-US"/>
         </w:rPr>
         <w:t>Card_In_Deck</w:t>
       </w:r>
+      <w:proofErr w:type="spellEnd"/>
     </w:p>
     <w:tbl>
       <w:tblPr>
@@ -6664,12 +6839,14 @@
                 <w:lang w:val="en-US"/>
               </w:rPr>
             </w:pPr>
+            <w:proofErr w:type="spellStart"/>
             <w:r>
               <w:rPr>
                 <w:lang w:val="en-US"/>
               </w:rPr>
               <w:t>DeckID</w:t>
             </w:r>
+            <w:proofErr w:type="spellEnd"/>
           </w:p>
         </w:tc>
         <w:tc>
@@ -6686,7 +6863,7 @@
               <w:rPr>
                 <w:lang w:val="en-US"/>
               </w:rPr>
-              <w:t>String</w:t>
+              <w:t>TEXT</w:t>
             </w:r>
           </w:p>
         </w:tc>
@@ -6704,7 +6881,7 @@
               <w:rPr>
                 <w:lang w:val="en-US"/>
               </w:rPr>
-              <w:t>3</w:t>
+              <w:t>4</w:t>
             </w:r>
           </w:p>
         </w:tc>
@@ -6783,12 +6960,14 @@
                 <w:lang w:val="en-US"/>
               </w:rPr>
             </w:pPr>
+            <w:proofErr w:type="spellStart"/>
             <w:r>
               <w:rPr>
                 <w:lang w:val="en-US"/>
               </w:rPr>
               <w:t>CardID</w:t>
             </w:r>
+            <w:proofErr w:type="spellEnd"/>
           </w:p>
         </w:tc>
         <w:tc>
@@ -6805,7 +6984,7 @@
               <w:rPr>
                 <w:lang w:val="en-US"/>
               </w:rPr>
-              <w:t>String</w:t>
+              <w:t>TEXT</w:t>
             </w:r>
           </w:p>
         </w:tc>
@@ -6823,7 +7002,7 @@
               <w:rPr>
                 <w:lang w:val="en-US"/>
               </w:rPr>
-              <w:t>3</w:t>
+              <w:t>4</w:t>
             </w:r>
           </w:p>
         </w:tc>
@@ -6924,7 +7103,7 @@
               <w:rPr>
                 <w:lang w:val="en-US"/>
               </w:rPr>
-              <w:t>Integer</w:t>
+              <w:t>INTEGER</w:t>
             </w:r>
           </w:p>
         </w:tc>
@@ -7015,12 +7194,14 @@
           <w:lang w:val="en-US"/>
         </w:rPr>
       </w:pPr>
+      <w:proofErr w:type="spellStart"/>
       <w:r>
         <w:rPr>
           <w:lang w:val="en-US"/>
         </w:rPr>
         <w:t>PlayerCollection</w:t>
       </w:r>
+      <w:proofErr w:type="spellEnd"/>
     </w:p>
     <w:tbl>
       <w:tblPr>
@@ -7050,12 +7231,14 @@
                 <w:lang w:val="en-US"/>
               </w:rPr>
             </w:pPr>
+            <w:proofErr w:type="spellStart"/>
             <w:r>
               <w:rPr>
                 <w:lang w:val="en-US"/>
               </w:rPr>
               <w:t>PlayerID</w:t>
             </w:r>
+            <w:proofErr w:type="spellEnd"/>
           </w:p>
         </w:tc>
         <w:tc>
@@ -7072,7 +7255,7 @@
               <w:rPr>
                 <w:lang w:val="en-US"/>
               </w:rPr>
-              <w:t>String</w:t>
+              <w:t>TEXT</w:t>
             </w:r>
           </w:p>
         </w:tc>
@@ -7090,7 +7273,7 @@
               <w:rPr>
                 <w:lang w:val="en-US"/>
               </w:rPr>
-              <w:t>3</w:t>
+              <w:t>4</w:t>
             </w:r>
           </w:p>
         </w:tc>
@@ -7122,6 +7305,12 @@
                 <w:lang w:val="en-US"/>
               </w:rPr>
             </w:pPr>
+            <w:r>
+              <w:rPr>
+                <w:lang w:val="en-US"/>
+              </w:rPr>
+              <w:t>ID of the player the cards belong to</w:t>
+            </w:r>
           </w:p>
         </w:tc>
         <w:tc>
@@ -7134,6 +7323,12 @@
                 <w:lang w:val="en-US"/>
               </w:rPr>
             </w:pPr>
+            <w:r>
+              <w:rPr>
+                <w:lang w:val="en-US"/>
+              </w:rPr>
+              <w:t>NOT NULL</w:t>
+            </w:r>
           </w:p>
         </w:tc>
       </w:tr>
@@ -7151,12 +7346,14 @@
                 <w:lang w:val="en-US"/>
               </w:rPr>
             </w:pPr>
+            <w:proofErr w:type="spellStart"/>
             <w:r>
               <w:rPr>
                 <w:lang w:val="en-US"/>
               </w:rPr>
               <w:t>CardID</w:t>
             </w:r>
+            <w:proofErr w:type="spellEnd"/>
           </w:p>
         </w:tc>
         <w:tc>
@@ -7173,7 +7370,7 @@
               <w:rPr>
                 <w:lang w:val="en-US"/>
               </w:rPr>
-              <w:t>String</w:t>
+              <w:t>TEXT</w:t>
             </w:r>
           </w:p>
         </w:tc>
@@ -7191,7 +7388,7 @@
               <w:rPr>
                 <w:lang w:val="en-US"/>
               </w:rPr>
-              <w:t>3</w:t>
+              <w:t>4</w:t>
             </w:r>
           </w:p>
         </w:tc>
@@ -7223,6 +7420,12 @@
                 <w:lang w:val="en-US"/>
               </w:rPr>
             </w:pPr>
+            <w:r>
+              <w:rPr>
+                <w:lang w:val="en-US"/>
+              </w:rPr>
+              <w:t>The card that belongs to the player</w:t>
+            </w:r>
           </w:p>
         </w:tc>
         <w:tc>
@@ -7235,6 +7438,18 @@
                 <w:lang w:val="en-US"/>
               </w:rPr>
             </w:pPr>
+            <w:r>
+              <w:rPr>
+                <w:lang w:val="en-US"/>
+              </w:rPr>
+              <w:t>NOT NULL</w:t>
+            </w:r>
+            <w:r>
+              <w:rPr>
+                <w:lang w:val="en-US"/>
+              </w:rPr>
+              <w:t>, UNIQUE</w:t>
+            </w:r>
           </w:p>
         </w:tc>
       </w:tr>
@@ -7256,7 +7471,6 @@
               <w:rPr>
                 <w:lang w:val="en-US"/>
               </w:rPr>
-              <w:lastRenderedPageBreak/>
               <w:t>Quantity</w:t>
             </w:r>
           </w:p>
@@ -7275,7 +7489,7 @@
               <w:rPr>
                 <w:lang w:val="en-US"/>
               </w:rPr>
-              <w:t>Integer</w:t>
+              <w:t>INTEGER</w:t>
             </w:r>
           </w:p>
         </w:tc>
@@ -7293,7 +7507,7 @@
               <w:rPr>
                 <w:lang w:val="en-US"/>
               </w:rPr>
-              <w:t>2</w:t>
+              <w:t>3</w:t>
             </w:r>
           </w:p>
         </w:tc>
@@ -7343,6 +7557,12 @@
                 <w:lang w:val="en-US"/>
               </w:rPr>
             </w:pPr>
+            <w:r>
+              <w:rPr>
+                <w:lang w:val="en-US"/>
+              </w:rPr>
+              <w:t>Quantity &gt; 0</w:t>
+            </w:r>
           </w:p>
         </w:tc>
       </w:tr>
@@ -7374,12 +7594,12 @@
         <w:tblLook w:val="04A0" w:firstRow="1" w:lastRow="0" w:firstColumn="1" w:lastColumn="0" w:noHBand="0" w:noVBand="1"/>
       </w:tblPr>
       <w:tblGrid>
-        <w:gridCol w:w="1783"/>
-        <w:gridCol w:w="1783"/>
-        <w:gridCol w:w="1784"/>
-        <w:gridCol w:w="1784"/>
-        <w:gridCol w:w="1784"/>
-        <w:gridCol w:w="1784"/>
+        <w:gridCol w:w="1585"/>
+        <w:gridCol w:w="1390"/>
+        <w:gridCol w:w="1346"/>
+        <w:gridCol w:w="2067"/>
+        <w:gridCol w:w="2564"/>
+        <w:gridCol w:w="1750"/>
       </w:tblGrid>
       <w:tr>
         <w:trPr>
@@ -7387,92 +7607,118 @@
         </w:trPr>
         <w:tc>
           <w:tcPr>
-            <w:tcW w:w="1783" w:type="dxa"/>
-          </w:tcPr>
-          <w:p>
-            <w:pPr>
-              <w:rPr>
-                <w:lang w:val="en-US"/>
-              </w:rPr>
-            </w:pPr>
+            <w:tcW w:w="1597" w:type="dxa"/>
+          </w:tcPr>
+          <w:p>
+            <w:pPr>
+              <w:rPr>
+                <w:lang w:val="en-US"/>
+              </w:rPr>
+            </w:pPr>
+            <w:proofErr w:type="spellStart"/>
             <w:r>
               <w:rPr>
                 <w:lang w:val="en-US"/>
               </w:rPr>
               <w:t>CardID</w:t>
             </w:r>
-          </w:p>
-        </w:tc>
-        <w:tc>
-          <w:tcPr>
-            <w:tcW w:w="1783" w:type="dxa"/>
-          </w:tcPr>
-          <w:p>
-            <w:pPr>
-              <w:rPr>
-                <w:lang w:val="en-US"/>
-              </w:rPr>
-            </w:pPr>
-            <w:r>
-              <w:rPr>
-                <w:lang w:val="en-US"/>
-              </w:rPr>
-              <w:t>String</w:t>
-            </w:r>
-          </w:p>
-        </w:tc>
-        <w:tc>
-          <w:tcPr>
-            <w:tcW w:w="1784" w:type="dxa"/>
-          </w:tcPr>
-          <w:p>
-            <w:pPr>
-              <w:rPr>
-                <w:lang w:val="en-US"/>
-              </w:rPr>
-            </w:pPr>
-            <w:r>
-              <w:rPr>
-                <w:lang w:val="en-US"/>
-              </w:rPr>
-              <w:t>3</w:t>
-            </w:r>
-          </w:p>
-        </w:tc>
-        <w:tc>
-          <w:tcPr>
-            <w:tcW w:w="1784" w:type="dxa"/>
-          </w:tcPr>
-          <w:p>
-            <w:pPr>
-              <w:rPr>
-                <w:lang w:val="en-US"/>
-              </w:rPr>
-            </w:pPr>
-          </w:p>
-        </w:tc>
-        <w:tc>
-          <w:tcPr>
-            <w:tcW w:w="1784" w:type="dxa"/>
-          </w:tcPr>
-          <w:p>
-            <w:pPr>
-              <w:rPr>
-                <w:lang w:val="en-US"/>
-              </w:rPr>
-            </w:pPr>
-          </w:p>
-        </w:tc>
-        <w:tc>
-          <w:tcPr>
-            <w:tcW w:w="1784" w:type="dxa"/>
-          </w:tcPr>
-          <w:p>
-            <w:pPr>
-              <w:rPr>
-                <w:lang w:val="en-US"/>
-              </w:rPr>
-            </w:pPr>
+            <w:proofErr w:type="spellEnd"/>
+          </w:p>
+        </w:tc>
+        <w:tc>
+          <w:tcPr>
+            <w:tcW w:w="1413" w:type="dxa"/>
+          </w:tcPr>
+          <w:p>
+            <w:pPr>
+              <w:rPr>
+                <w:lang w:val="en-US"/>
+              </w:rPr>
+            </w:pPr>
+            <w:r>
+              <w:rPr>
+                <w:lang w:val="en-US"/>
+              </w:rPr>
+              <w:t>TEXT</w:t>
+            </w:r>
+          </w:p>
+        </w:tc>
+        <w:tc>
+          <w:tcPr>
+            <w:tcW w:w="1380" w:type="dxa"/>
+          </w:tcPr>
+          <w:p>
+            <w:pPr>
+              <w:rPr>
+                <w:lang w:val="en-US"/>
+              </w:rPr>
+            </w:pPr>
+            <w:r>
+              <w:rPr>
+                <w:lang w:val="en-US"/>
+              </w:rPr>
+              <w:t>4</w:t>
+            </w:r>
+          </w:p>
+        </w:tc>
+        <w:tc>
+          <w:tcPr>
+            <w:tcW w:w="2126" w:type="dxa"/>
+          </w:tcPr>
+          <w:p>
+            <w:pPr>
+              <w:rPr>
+                <w:lang w:val="en-US"/>
+              </w:rPr>
+            </w:pPr>
+            <w:r>
+              <w:rPr>
+                <w:lang w:val="en-US"/>
+              </w:rPr>
+              <w:t>PK</w:t>
+            </w:r>
+          </w:p>
+        </w:tc>
+        <w:tc>
+          <w:tcPr>
+            <w:tcW w:w="2410" w:type="dxa"/>
+          </w:tcPr>
+          <w:p>
+            <w:pPr>
+              <w:rPr>
+                <w:lang w:val="en-US"/>
+              </w:rPr>
+            </w:pPr>
+            <w:r>
+              <w:rPr>
+                <w:lang w:val="en-US"/>
+              </w:rPr>
+              <w:t>Unique identifier for each card</w:t>
+            </w:r>
+          </w:p>
+        </w:tc>
+        <w:tc>
+          <w:tcPr>
+            <w:tcW w:w="1776" w:type="dxa"/>
+          </w:tcPr>
+          <w:p>
+            <w:pPr>
+              <w:rPr>
+                <w:lang w:val="en-US"/>
+              </w:rPr>
+            </w:pPr>
+            <w:r>
+              <w:rPr>
+                <w:lang w:val="en-US"/>
+              </w:rPr>
+              <w:t>NOT NULL</w:t>
+            </w:r>
+            <w:r>
+              <w:rPr>
+                <w:lang w:val="en-US"/>
+              </w:rPr>
+              <w:t>, UNIQUE</w:t>
+            </w:r>
           </w:p>
         </w:tc>
       </w:tr>
@@ -7482,43 +7728,45 @@
         </w:trPr>
         <w:tc>
           <w:tcPr>
-            <w:tcW w:w="1783" w:type="dxa"/>
-          </w:tcPr>
-          <w:p>
-            <w:pPr>
-              <w:rPr>
-                <w:lang w:val="en-US"/>
-              </w:rPr>
-            </w:pPr>
+            <w:tcW w:w="1597" w:type="dxa"/>
+          </w:tcPr>
+          <w:p>
+            <w:pPr>
+              <w:rPr>
+                <w:lang w:val="en-US"/>
+              </w:rPr>
+            </w:pPr>
+            <w:proofErr w:type="spellStart"/>
             <w:r>
               <w:rPr>
                 <w:lang w:val="en-US"/>
               </w:rPr>
               <w:t>CardName</w:t>
             </w:r>
-          </w:p>
-        </w:tc>
-        <w:tc>
-          <w:tcPr>
-            <w:tcW w:w="1783" w:type="dxa"/>
-          </w:tcPr>
-          <w:p>
-            <w:pPr>
-              <w:rPr>
-                <w:lang w:val="en-US"/>
-              </w:rPr>
-            </w:pPr>
-            <w:r>
-              <w:rPr>
-                <w:lang w:val="en-US"/>
-              </w:rPr>
-              <w:t>String</w:t>
-            </w:r>
-          </w:p>
-        </w:tc>
-        <w:tc>
-          <w:tcPr>
-            <w:tcW w:w="1784" w:type="dxa"/>
+            <w:proofErr w:type="spellEnd"/>
+          </w:p>
+        </w:tc>
+        <w:tc>
+          <w:tcPr>
+            <w:tcW w:w="1413" w:type="dxa"/>
+          </w:tcPr>
+          <w:p>
+            <w:pPr>
+              <w:rPr>
+                <w:lang w:val="en-US"/>
+              </w:rPr>
+            </w:pPr>
+            <w:r>
+              <w:rPr>
+                <w:lang w:val="en-US"/>
+              </w:rPr>
+              <w:t>TEXT</w:t>
+            </w:r>
+          </w:p>
+        </w:tc>
+        <w:tc>
+          <w:tcPr>
+            <w:tcW w:w="1380" w:type="dxa"/>
           </w:tcPr>
           <w:p>
             <w:pPr>
@@ -7536,38 +7784,56 @@
         </w:tc>
         <w:tc>
           <w:tcPr>
-            <w:tcW w:w="1784" w:type="dxa"/>
-          </w:tcPr>
-          <w:p>
-            <w:pPr>
-              <w:rPr>
-                <w:lang w:val="en-US"/>
-              </w:rPr>
-            </w:pPr>
-          </w:p>
-        </w:tc>
-        <w:tc>
-          <w:tcPr>
-            <w:tcW w:w="1784" w:type="dxa"/>
-          </w:tcPr>
-          <w:p>
-            <w:pPr>
-              <w:rPr>
-                <w:lang w:val="en-US"/>
-              </w:rPr>
-            </w:pPr>
-          </w:p>
-        </w:tc>
-        <w:tc>
-          <w:tcPr>
-            <w:tcW w:w="1784" w:type="dxa"/>
-          </w:tcPr>
-          <w:p>
-            <w:pPr>
-              <w:rPr>
-                <w:lang w:val="en-US"/>
-              </w:rPr>
-            </w:pPr>
+            <w:tcW w:w="2126" w:type="dxa"/>
+          </w:tcPr>
+          <w:p>
+            <w:pPr>
+              <w:rPr>
+                <w:lang w:val="en-US"/>
+              </w:rPr>
+            </w:pPr>
+            <w:r>
+              <w:rPr>
+                <w:lang w:val="en-US"/>
+              </w:rPr>
+              <w:t>_</w:t>
+            </w:r>
+          </w:p>
+        </w:tc>
+        <w:tc>
+          <w:tcPr>
+            <w:tcW w:w="2410" w:type="dxa"/>
+          </w:tcPr>
+          <w:p>
+            <w:pPr>
+              <w:rPr>
+                <w:lang w:val="en-US"/>
+              </w:rPr>
+            </w:pPr>
+            <w:r>
+              <w:rPr>
+                <w:lang w:val="en-US"/>
+              </w:rPr>
+              <w:t>Card name</w:t>
+            </w:r>
+          </w:p>
+        </w:tc>
+        <w:tc>
+          <w:tcPr>
+            <w:tcW w:w="1776" w:type="dxa"/>
+          </w:tcPr>
+          <w:p>
+            <w:pPr>
+              <w:rPr>
+                <w:lang w:val="en-US"/>
+              </w:rPr>
+            </w:pPr>
+            <w:r>
+              <w:rPr>
+                <w:lang w:val="en-US"/>
+              </w:rPr>
+              <w:t>NOT NULL</w:t>
+            </w:r>
           </w:p>
         </w:tc>
       </w:tr>
@@ -7577,43 +7843,46 @@
         </w:trPr>
         <w:tc>
           <w:tcPr>
-            <w:tcW w:w="1783" w:type="dxa"/>
-          </w:tcPr>
-          <w:p>
-            <w:pPr>
-              <w:rPr>
-                <w:lang w:val="en-US"/>
-              </w:rPr>
-            </w:pPr>
-            <w:r>
-              <w:rPr>
-                <w:lang w:val="en-US"/>
-              </w:rPr>
+            <w:tcW w:w="1597" w:type="dxa"/>
+          </w:tcPr>
+          <w:p>
+            <w:pPr>
+              <w:rPr>
+                <w:lang w:val="en-US"/>
+              </w:rPr>
+            </w:pPr>
+            <w:proofErr w:type="spellStart"/>
+            <w:r>
+              <w:rPr>
+                <w:lang w:val="en-US"/>
+              </w:rPr>
+              <w:lastRenderedPageBreak/>
               <w:t>CardType</w:t>
             </w:r>
-          </w:p>
-        </w:tc>
-        <w:tc>
-          <w:tcPr>
-            <w:tcW w:w="1783" w:type="dxa"/>
-          </w:tcPr>
-          <w:p>
-            <w:pPr>
-              <w:rPr>
-                <w:lang w:val="en-US"/>
-              </w:rPr>
-            </w:pPr>
-            <w:r>
-              <w:rPr>
-                <w:lang w:val="en-US"/>
-              </w:rPr>
-              <w:t>String</w:t>
-            </w:r>
-          </w:p>
-        </w:tc>
-        <w:tc>
-          <w:tcPr>
-            <w:tcW w:w="1784" w:type="dxa"/>
+            <w:proofErr w:type="spellEnd"/>
+          </w:p>
+        </w:tc>
+        <w:tc>
+          <w:tcPr>
+            <w:tcW w:w="1413" w:type="dxa"/>
+          </w:tcPr>
+          <w:p>
+            <w:pPr>
+              <w:rPr>
+                <w:lang w:val="en-US"/>
+              </w:rPr>
+            </w:pPr>
+            <w:r>
+              <w:rPr>
+                <w:lang w:val="en-US"/>
+              </w:rPr>
+              <w:t>TEXT</w:t>
+            </w:r>
+          </w:p>
+        </w:tc>
+        <w:tc>
+          <w:tcPr>
+            <w:tcW w:w="1380" w:type="dxa"/>
           </w:tcPr>
           <w:p>
             <w:pPr>
@@ -7631,38 +7900,64 @@
         </w:tc>
         <w:tc>
           <w:tcPr>
-            <w:tcW w:w="1784" w:type="dxa"/>
-          </w:tcPr>
-          <w:p>
-            <w:pPr>
-              <w:rPr>
-                <w:lang w:val="en-US"/>
-              </w:rPr>
-            </w:pPr>
-          </w:p>
-        </w:tc>
-        <w:tc>
-          <w:tcPr>
-            <w:tcW w:w="1784" w:type="dxa"/>
-          </w:tcPr>
-          <w:p>
-            <w:pPr>
-              <w:rPr>
-                <w:lang w:val="en-US"/>
-              </w:rPr>
-            </w:pPr>
-          </w:p>
-        </w:tc>
-        <w:tc>
-          <w:tcPr>
-            <w:tcW w:w="1784" w:type="dxa"/>
-          </w:tcPr>
-          <w:p>
-            <w:pPr>
-              <w:rPr>
-                <w:lang w:val="en-US"/>
-              </w:rPr>
-            </w:pPr>
+            <w:tcW w:w="2126" w:type="dxa"/>
+          </w:tcPr>
+          <w:p>
+            <w:pPr>
+              <w:rPr>
+                <w:lang w:val="en-US"/>
+              </w:rPr>
+            </w:pPr>
+            <w:r>
+              <w:rPr>
+                <w:lang w:val="en-US"/>
+              </w:rPr>
+              <w:t>_</w:t>
+            </w:r>
+          </w:p>
+        </w:tc>
+        <w:tc>
+          <w:tcPr>
+            <w:tcW w:w="2410" w:type="dxa"/>
+          </w:tcPr>
+          <w:p>
+            <w:pPr>
+              <w:rPr>
+                <w:lang w:val="en-US"/>
+              </w:rPr>
+            </w:pPr>
+            <w:proofErr w:type="spellStart"/>
+            <w:r>
+              <w:rPr>
+                <w:lang w:val="en-US"/>
+              </w:rPr>
+              <w:t>Pokemon</w:t>
+            </w:r>
+            <w:proofErr w:type="spellEnd"/>
+            <w:r>
+              <w:rPr>
+                <w:lang w:val="en-US"/>
+              </w:rPr>
+              <w:t>/trainer/energy card</w:t>
+            </w:r>
+          </w:p>
+        </w:tc>
+        <w:tc>
+          <w:tcPr>
+            <w:tcW w:w="1776" w:type="dxa"/>
+          </w:tcPr>
+          <w:p>
+            <w:pPr>
+              <w:rPr>
+                <w:lang w:val="en-US"/>
+              </w:rPr>
+            </w:pPr>
+            <w:r>
+              <w:rPr>
+                <w:lang w:val="en-US"/>
+              </w:rPr>
+              <w:t>NOT NULL</w:t>
+            </w:r>
           </w:p>
         </w:tc>
       </w:tr>
@@ -7680,12 +7975,14 @@
           <w:lang w:val="en-US"/>
         </w:rPr>
       </w:pPr>
+      <w:proofErr w:type="spellStart"/>
       <w:r>
         <w:rPr>
           <w:lang w:val="en-US"/>
         </w:rPr>
         <w:t>CreatureCard</w:t>
       </w:r>
+      <w:proofErr w:type="spellEnd"/>
     </w:p>
     <w:tbl>
       <w:tblPr>
@@ -7715,12 +8012,14 @@
                 <w:lang w:val="en-US"/>
               </w:rPr>
             </w:pPr>
+            <w:proofErr w:type="spellStart"/>
             <w:r>
               <w:rPr>
                 <w:lang w:val="en-US"/>
               </w:rPr>
               <w:t>CardID</w:t>
             </w:r>
+            <w:proofErr w:type="spellEnd"/>
           </w:p>
         </w:tc>
         <w:tc>
@@ -7737,7 +8036,7 @@
               <w:rPr>
                 <w:lang w:val="en-US"/>
               </w:rPr>
-              <w:t>String</w:t>
+              <w:t>TEXT</w:t>
             </w:r>
           </w:p>
         </w:tc>
@@ -7755,7 +8054,7 @@
               <w:rPr>
                 <w:lang w:val="en-US"/>
               </w:rPr>
-              <w:t>3</w:t>
+              <w:t>4</w:t>
             </w:r>
           </w:p>
         </w:tc>
@@ -7769,6 +8068,12 @@
                 <w:lang w:val="en-US"/>
               </w:rPr>
             </w:pPr>
+            <w:r>
+              <w:rPr>
+                <w:lang w:val="en-US"/>
+              </w:rPr>
+              <w:t>PK, FK</w:t>
+            </w:r>
           </w:p>
         </w:tc>
         <w:tc>
@@ -7781,6 +8086,12 @@
                 <w:lang w:val="en-US"/>
               </w:rPr>
             </w:pPr>
+            <w:r>
+              <w:rPr>
+                <w:lang w:val="en-US"/>
+              </w:rPr>
+              <w:t>Unique identifier for each card</w:t>
+            </w:r>
           </w:p>
         </w:tc>
         <w:tc>
@@ -7793,6 +8104,12 @@
                 <w:lang w:val="en-US"/>
               </w:rPr>
             </w:pPr>
+            <w:r>
+              <w:rPr>
+                <w:lang w:val="en-US"/>
+              </w:rPr>
+              <w:t>NOT NULL, UNIQUE</w:t>
+            </w:r>
           </w:p>
         </w:tc>
       </w:tr>
@@ -7810,12 +8127,14 @@
                 <w:lang w:val="en-US"/>
               </w:rPr>
             </w:pPr>
+            <w:proofErr w:type="spellStart"/>
             <w:r>
               <w:rPr>
                 <w:lang w:val="en-US"/>
               </w:rPr>
               <w:t>EvolutionStage</w:t>
             </w:r>
+            <w:proofErr w:type="spellEnd"/>
           </w:p>
         </w:tc>
         <w:tc>
@@ -7832,7 +8151,7 @@
               <w:rPr>
                 <w:lang w:val="en-US"/>
               </w:rPr>
-              <w:t>String</w:t>
+              <w:t>TEXT</w:t>
             </w:r>
           </w:p>
         </w:tc>
@@ -7864,6 +8183,12 @@
                 <w:lang w:val="en-US"/>
               </w:rPr>
             </w:pPr>
+            <w:r>
+              <w:rPr>
+                <w:lang w:val="en-US"/>
+              </w:rPr>
+              <w:t>_</w:t>
+            </w:r>
           </w:p>
         </w:tc>
         <w:tc>
@@ -7876,6 +8201,34 @@
                 <w:lang w:val="en-US"/>
               </w:rPr>
             </w:pPr>
+            <w:r>
+              <w:rPr>
+                <w:lang w:val="en-US"/>
+              </w:rPr>
+              <w:t xml:space="preserve">Basic </w:t>
+            </w:r>
+            <w:proofErr w:type="spellStart"/>
+            <w:r>
+              <w:rPr>
+                <w:lang w:val="en-US"/>
+              </w:rPr>
+              <w:t>pokemon</w:t>
+            </w:r>
+            <w:proofErr w:type="spellEnd"/>
+            <w:r>
+              <w:rPr>
+                <w:lang w:val="en-US"/>
+              </w:rPr>
+              <w:t xml:space="preserve">, stage 1, stage 2 </w:t>
+            </w:r>
+            <w:proofErr w:type="spellStart"/>
+            <w:r>
+              <w:rPr>
+                <w:lang w:val="en-US"/>
+              </w:rPr>
+              <w:t>etc</w:t>
+            </w:r>
+            <w:proofErr w:type="spellEnd"/>
           </w:p>
         </w:tc>
         <w:tc>
@@ -7888,6 +8241,12 @@
                 <w:lang w:val="en-US"/>
               </w:rPr>
             </w:pPr>
+            <w:r>
+              <w:rPr>
+                <w:lang w:val="en-US"/>
+              </w:rPr>
+              <w:t>NOT NULL</w:t>
+            </w:r>
           </w:p>
         </w:tc>
       </w:tr>
@@ -7923,6 +8282,12 @@
                 <w:lang w:val="en-US"/>
               </w:rPr>
             </w:pPr>
+            <w:r>
+              <w:rPr>
+                <w:lang w:val="en-US"/>
+              </w:rPr>
+              <w:t>INTEGER</w:t>
+            </w:r>
           </w:p>
         </w:tc>
         <w:tc>
@@ -7953,6 +8318,12 @@
                 <w:lang w:val="en-US"/>
               </w:rPr>
             </w:pPr>
+            <w:r>
+              <w:rPr>
+                <w:lang w:val="en-US"/>
+              </w:rPr>
+              <w:t>_</w:t>
+            </w:r>
           </w:p>
         </w:tc>
         <w:tc>
@@ -7965,6 +8336,12 @@
                 <w:lang w:val="en-US"/>
               </w:rPr>
             </w:pPr>
+            <w:r>
+              <w:rPr>
+                <w:lang w:val="en-US"/>
+              </w:rPr>
+              <w:t>Health points</w:t>
+            </w:r>
           </w:p>
         </w:tc>
         <w:tc>
@@ -7977,6 +8354,12 @@
                 <w:lang w:val="en-US"/>
               </w:rPr>
             </w:pPr>
+            <w:r>
+              <w:rPr>
+                <w:lang w:val="en-US"/>
+              </w:rPr>
+              <w:t>NOT NULL</w:t>
+            </w:r>
           </w:p>
         </w:tc>
       </w:tr>
@@ -8016,7 +8399,7 @@
               <w:rPr>
                 <w:lang w:val="en-US"/>
               </w:rPr>
-              <w:t>String</w:t>
+              <w:t>TEXT</w:t>
             </w:r>
           </w:p>
         </w:tc>
@@ -8048,6 +8431,12 @@
                 <w:lang w:val="en-US"/>
               </w:rPr>
             </w:pPr>
+            <w:r>
+              <w:rPr>
+                <w:lang w:val="en-US"/>
+              </w:rPr>
+              <w:t>_</w:t>
+            </w:r>
           </w:p>
         </w:tc>
         <w:tc>
@@ -8060,6 +8449,12 @@
                 <w:lang w:val="en-US"/>
               </w:rPr>
             </w:pPr>
+            <w:r>
+              <w:rPr>
+                <w:lang w:val="en-US"/>
+              </w:rPr>
+              <w:t>Element</w:t>
+            </w:r>
           </w:p>
         </w:tc>
         <w:tc>
@@ -8072,6 +8467,12 @@
                 <w:lang w:val="en-US"/>
               </w:rPr>
             </w:pPr>
+            <w:r>
+              <w:rPr>
+                <w:lang w:val="en-US"/>
+              </w:rPr>
+              <w:t>NOT NULL</w:t>
+            </w:r>
           </w:p>
         </w:tc>
       </w:tr>
@@ -8089,12 +8490,14 @@
                 <w:lang w:val="en-US"/>
               </w:rPr>
             </w:pPr>
+            <w:proofErr w:type="spellStart"/>
             <w:r>
               <w:rPr>
                 <w:lang w:val="en-US"/>
               </w:rPr>
               <w:t>RetreatCost</w:t>
             </w:r>
+            <w:proofErr w:type="spellEnd"/>
           </w:p>
         </w:tc>
         <w:tc>
@@ -8107,6 +8510,12 @@
                 <w:lang w:val="en-US"/>
               </w:rPr>
             </w:pPr>
+            <w:r>
+              <w:rPr>
+                <w:lang w:val="en-US"/>
+              </w:rPr>
+              <w:t>INTEGER</w:t>
+            </w:r>
           </w:p>
         </w:tc>
         <w:tc>
@@ -8137,6 +8546,12 @@
                 <w:lang w:val="en-US"/>
               </w:rPr>
             </w:pPr>
+            <w:r>
+              <w:rPr>
+                <w:lang w:val="en-US"/>
+              </w:rPr>
+              <w:t>_</w:t>
+            </w:r>
           </w:p>
         </w:tc>
         <w:tc>
@@ -8149,6 +8564,20 @@
                 <w:lang w:val="en-US"/>
               </w:rPr>
             </w:pPr>
+            <w:r>
+              <w:rPr>
+                <w:lang w:val="en-US"/>
+              </w:rPr>
+              <w:t xml:space="preserve">Energy cost to retreat </w:t>
+            </w:r>
+            <w:proofErr w:type="spellStart"/>
+            <w:r>
+              <w:rPr>
+                <w:lang w:val="en-US"/>
+              </w:rPr>
+              <w:t>pokemon</w:t>
+            </w:r>
+            <w:proofErr w:type="spellEnd"/>
           </w:p>
         </w:tc>
         <w:tc>
@@ -8161,6 +8590,12 @@
                 <w:lang w:val="en-US"/>
               </w:rPr>
             </w:pPr>
+            <w:r>
+              <w:rPr>
+                <w:lang w:val="en-US"/>
+              </w:rPr>
+              <w:t>NOT NULL</w:t>
+            </w:r>
           </w:p>
         </w:tc>
       </w:tr>
@@ -8178,12 +8613,14 @@
                 <w:lang w:val="en-US"/>
               </w:rPr>
             </w:pPr>
+            <w:proofErr w:type="spellStart"/>
             <w:r>
               <w:rPr>
                 <w:lang w:val="en-US"/>
               </w:rPr>
               <w:t>AttackDetails</w:t>
             </w:r>
+            <w:proofErr w:type="spellEnd"/>
           </w:p>
         </w:tc>
         <w:tc>
@@ -8200,7 +8637,7 @@
               <w:rPr>
                 <w:lang w:val="en-US"/>
               </w:rPr>
-              <w:t>String</w:t>
+              <w:t>TEXT</w:t>
             </w:r>
           </w:p>
         </w:tc>
@@ -8214,6 +8651,12 @@
                 <w:lang w:val="en-US"/>
               </w:rPr>
             </w:pPr>
+            <w:r>
+              <w:rPr>
+                <w:lang w:val="en-US"/>
+              </w:rPr>
+              <w:t>500</w:t>
+            </w:r>
           </w:p>
         </w:tc>
         <w:tc>
@@ -8226,6 +8669,12 @@
                 <w:lang w:val="en-US"/>
               </w:rPr>
             </w:pPr>
+            <w:r>
+              <w:rPr>
+                <w:lang w:val="en-US"/>
+              </w:rPr>
+              <w:t>_</w:t>
+            </w:r>
           </w:p>
         </w:tc>
         <w:tc>
@@ -8238,6 +8687,26 @@
                 <w:lang w:val="en-US"/>
               </w:rPr>
             </w:pPr>
+            <w:r>
+              <w:rPr>
+                <w:lang w:val="en-US"/>
+              </w:rPr>
+              <w:t xml:space="preserve">Various attacks the </w:t>
+            </w:r>
+            <w:proofErr w:type="spellStart"/>
+            <w:r>
+              <w:rPr>
+                <w:lang w:val="en-US"/>
+              </w:rPr>
+              <w:t>pokemon</w:t>
+            </w:r>
+            <w:proofErr w:type="spellEnd"/>
+            <w:r>
+              <w:rPr>
+                <w:lang w:val="en-US"/>
+              </w:rPr>
+              <w:t xml:space="preserve"> can perform</w:t>
+            </w:r>
           </w:p>
         </w:tc>
         <w:tc>
@@ -8267,6 +8736,7 @@
           <w:lang w:val="en-US"/>
         </w:rPr>
       </w:pPr>
+      <w:proofErr w:type="spellStart"/>
       <w:r>
         <w:rPr>
           <w:lang w:val="en-US"/>
@@ -8279,6 +8749,7 @@
         </w:rPr>
         <w:t>Card</w:t>
       </w:r>
+      <w:proofErr w:type="spellEnd"/>
     </w:p>
     <w:tbl>
       <w:tblPr>
@@ -8308,12 +8779,14 @@
                 <w:lang w:val="en-US"/>
               </w:rPr>
             </w:pPr>
+            <w:proofErr w:type="spellStart"/>
             <w:r>
               <w:rPr>
                 <w:lang w:val="en-US"/>
               </w:rPr>
               <w:t>CardID</w:t>
             </w:r>
+            <w:proofErr w:type="spellEnd"/>
           </w:p>
         </w:tc>
         <w:tc>
@@ -8330,7 +8803,7 @@
               <w:rPr>
                 <w:lang w:val="en-US"/>
               </w:rPr>
-              <w:t>String</w:t>
+              <w:t>TEXT</w:t>
             </w:r>
           </w:p>
         </w:tc>
@@ -8348,7 +8821,7 @@
               <w:rPr>
                 <w:lang w:val="en-US"/>
               </w:rPr>
-              <w:t>3</w:t>
+              <w:t>4</w:t>
             </w:r>
           </w:p>
         </w:tc>
@@ -8362,6 +8835,12 @@
                 <w:lang w:val="en-US"/>
               </w:rPr>
             </w:pPr>
+            <w:r>
+              <w:rPr>
+                <w:lang w:val="en-US"/>
+              </w:rPr>
+              <w:t>PK, FK</w:t>
+            </w:r>
           </w:p>
         </w:tc>
         <w:tc>
@@ -8374,6 +8853,12 @@
                 <w:lang w:val="en-US"/>
               </w:rPr>
             </w:pPr>
+            <w:r>
+              <w:rPr>
+                <w:lang w:val="en-US"/>
+              </w:rPr>
+              <w:t>Unique identifier for each card</w:t>
+            </w:r>
           </w:p>
         </w:tc>
         <w:tc>
@@ -8386,6 +8871,12 @@
                 <w:lang w:val="en-US"/>
               </w:rPr>
             </w:pPr>
+            <w:r>
+              <w:rPr>
+                <w:lang w:val="en-US"/>
+              </w:rPr>
+              <w:t>NOT NULL, UNIQUE</w:t>
+            </w:r>
           </w:p>
         </w:tc>
       </w:tr>
@@ -8425,7 +8916,7 @@
               <w:rPr>
                 <w:lang w:val="en-US"/>
               </w:rPr>
-              <w:t>String</w:t>
+              <w:t>TEXT</w:t>
             </w:r>
           </w:p>
         </w:tc>
@@ -8457,6 +8948,12 @@
                 <w:lang w:val="en-US"/>
               </w:rPr>
             </w:pPr>
+            <w:r>
+              <w:rPr>
+                <w:lang w:val="en-US"/>
+              </w:rPr>
+              <w:t>_</w:t>
+            </w:r>
           </w:p>
         </w:tc>
         <w:tc>
@@ -8469,6 +8966,20 @@
                 <w:lang w:val="en-US"/>
               </w:rPr>
             </w:pPr>
+            <w:r>
+              <w:rPr>
+                <w:lang w:val="en-US"/>
+              </w:rPr>
+              <w:t xml:space="preserve">Tool, stadium, item </w:t>
+            </w:r>
+            <w:proofErr w:type="spellStart"/>
+            <w:r>
+              <w:rPr>
+                <w:lang w:val="en-US"/>
+              </w:rPr>
+              <w:t>etc</w:t>
+            </w:r>
+            <w:proofErr w:type="spellEnd"/>
           </w:p>
         </w:tc>
         <w:tc>
@@ -8481,6 +8992,12 @@
                 <w:lang w:val="en-US"/>
               </w:rPr>
             </w:pPr>
+            <w:r>
+              <w:rPr>
+                <w:lang w:val="en-US"/>
+              </w:rPr>
+              <w:t>NOT NULL</w:t>
+            </w:r>
           </w:p>
         </w:tc>
       </w:tr>
@@ -8520,7 +9037,7 @@
               <w:rPr>
                 <w:lang w:val="en-US"/>
               </w:rPr>
-              <w:t>String</w:t>
+              <w:t>TEXT</w:t>
             </w:r>
           </w:p>
         </w:tc>
@@ -8534,6 +9051,12 @@
                 <w:lang w:val="en-US"/>
               </w:rPr>
             </w:pPr>
+            <w:r>
+              <w:rPr>
+                <w:lang w:val="en-US"/>
+              </w:rPr>
+              <w:t>100</w:t>
+            </w:r>
           </w:p>
         </w:tc>
         <w:tc>
@@ -8546,6 +9069,12 @@
                 <w:lang w:val="en-US"/>
               </w:rPr>
             </w:pPr>
+            <w:r>
+              <w:rPr>
+                <w:lang w:val="en-US"/>
+              </w:rPr>
+              <w:t>_</w:t>
+            </w:r>
           </w:p>
         </w:tc>
         <w:tc>
@@ -8558,6 +9087,12 @@
                 <w:lang w:val="en-US"/>
               </w:rPr>
             </w:pPr>
+            <w:r>
+              <w:rPr>
+                <w:lang w:val="en-US"/>
+              </w:rPr>
+              <w:t>Specific effects of the card</w:t>
+            </w:r>
           </w:p>
         </w:tc>
         <w:tc>
@@ -8587,6 +9122,7 @@
           <w:lang w:val="en-US"/>
         </w:rPr>
       </w:pPr>
+      <w:proofErr w:type="spellStart"/>
       <w:r>
         <w:rPr>
           <w:lang w:val="en-US"/>
@@ -8599,6 +9135,7 @@
         </w:rPr>
         <w:t>Card</w:t>
       </w:r>
+      <w:proofErr w:type="spellEnd"/>
     </w:p>
     <w:tbl>
       <w:tblPr>
@@ -8628,12 +9165,14 @@
                 <w:lang w:val="en-US"/>
               </w:rPr>
             </w:pPr>
+            <w:proofErr w:type="spellStart"/>
             <w:r>
               <w:rPr>
                 <w:lang w:val="en-US"/>
               </w:rPr>
               <w:t>CardID</w:t>
             </w:r>
+            <w:proofErr w:type="spellEnd"/>
           </w:p>
         </w:tc>
         <w:tc>
@@ -8650,7 +9189,7 @@
               <w:rPr>
                 <w:lang w:val="en-US"/>
               </w:rPr>
-              <w:t>String</w:t>
+              <w:t>TEXT</w:t>
             </w:r>
           </w:p>
         </w:tc>
@@ -8668,7 +9207,7 @@
               <w:rPr>
                 <w:lang w:val="en-US"/>
               </w:rPr>
-              <w:t>3</w:t>
+              <w:t>4</w:t>
             </w:r>
           </w:p>
         </w:tc>
@@ -8682,6 +9221,12 @@
                 <w:lang w:val="en-US"/>
               </w:rPr>
             </w:pPr>
+            <w:r>
+              <w:rPr>
+                <w:lang w:val="en-US"/>
+              </w:rPr>
+              <w:t>PK, FK</w:t>
+            </w:r>
           </w:p>
         </w:tc>
         <w:tc>
@@ -8694,6 +9239,12 @@
                 <w:lang w:val="en-US"/>
               </w:rPr>
             </w:pPr>
+            <w:r>
+              <w:rPr>
+                <w:lang w:val="en-US"/>
+              </w:rPr>
+              <w:t>Unique identifier for each card</w:t>
+            </w:r>
           </w:p>
         </w:tc>
         <w:tc>
@@ -8706,6 +9257,12 @@
                 <w:lang w:val="en-US"/>
               </w:rPr>
             </w:pPr>
+            <w:r>
+              <w:rPr>
+                <w:lang w:val="en-US"/>
+              </w:rPr>
+              <w:t>NOT NULL, UNIQUE</w:t>
+            </w:r>
           </w:p>
         </w:tc>
       </w:tr>
@@ -8745,7 +9302,7 @@
               <w:rPr>
                 <w:lang w:val="en-US"/>
               </w:rPr>
-              <w:t>String</w:t>
+              <w:t>TEXT</w:t>
             </w:r>
           </w:p>
         </w:tc>
@@ -8777,6 +9334,12 @@
                 <w:lang w:val="en-US"/>
               </w:rPr>
             </w:pPr>
+            <w:r>
+              <w:rPr>
+                <w:lang w:val="en-US"/>
+              </w:rPr>
+              <w:t>_</w:t>
+            </w:r>
           </w:p>
         </w:tc>
         <w:tc>
@@ -8789,6 +9352,12 @@
                 <w:lang w:val="en-US"/>
               </w:rPr>
             </w:pPr>
+            <w:r>
+              <w:rPr>
+                <w:lang w:val="en-US"/>
+              </w:rPr>
+              <w:t>Element</w:t>
+            </w:r>
           </w:p>
         </w:tc>
         <w:tc>
@@ -8801,6 +9370,12 @@
                 <w:lang w:val="en-US"/>
               </w:rPr>
             </w:pPr>
+            <w:r>
+              <w:rPr>
+                <w:lang w:val="en-US"/>
+              </w:rPr>
+              <w:t>NOT NULL</w:t>
+            </w:r>
           </w:p>
         </w:tc>
       </w:tr>
@@ -8840,7 +9415,7 @@
               <w:rPr>
                 <w:lang w:val="en-US"/>
               </w:rPr>
-              <w:t>String</w:t>
+              <w:t>TEXT</w:t>
             </w:r>
           </w:p>
         </w:tc>
@@ -8872,6 +9447,12 @@
                 <w:lang w:val="en-US"/>
               </w:rPr>
             </w:pPr>
+            <w:r>
+              <w:rPr>
+                <w:lang w:val="en-US"/>
+              </w:rPr>
+              <w:t>_</w:t>
+            </w:r>
           </w:p>
         </w:tc>
         <w:tc>
@@ -8884,6 +9465,20 @@
                 <w:lang w:val="en-US"/>
               </w:rPr>
             </w:pPr>
+            <w:r>
+              <w:rPr>
+                <w:lang w:val="en-US"/>
+              </w:rPr>
+              <w:t xml:space="preserve">Normal, special </w:t>
+            </w:r>
+            <w:proofErr w:type="spellStart"/>
+            <w:r>
+              <w:rPr>
+                <w:lang w:val="en-US"/>
+              </w:rPr>
+              <w:t>etc</w:t>
+            </w:r>
+            <w:proofErr w:type="spellEnd"/>
           </w:p>
         </w:tc>
         <w:tc>
@@ -8896,6 +9491,12 @@
                 <w:lang w:val="en-US"/>
               </w:rPr>
             </w:pPr>
+            <w:r>
+              <w:rPr>
+                <w:lang w:val="en-US"/>
+              </w:rPr>
+              <w:t>NOT NULL</w:t>
+            </w:r>
           </w:p>
         </w:tc>
       </w:tr>
@@ -8913,12 +9514,14 @@
                 <w:lang w:val="en-US"/>
               </w:rPr>
             </w:pPr>
+            <w:proofErr w:type="spellStart"/>
             <w:r>
               <w:rPr>
                 <w:lang w:val="en-US"/>
               </w:rPr>
               <w:t>EnergyAmount</w:t>
             </w:r>
+            <w:proofErr w:type="spellEnd"/>
           </w:p>
         </w:tc>
         <w:tc>
@@ -8931,6 +9534,12 @@
                 <w:lang w:val="en-US"/>
               </w:rPr>
             </w:pPr>
+            <w:r>
+              <w:rPr>
+                <w:lang w:val="en-US"/>
+              </w:rPr>
+              <w:t>INTEGER</w:t>
+            </w:r>
           </w:p>
         </w:tc>
         <w:tc>
@@ -8961,6 +9570,12 @@
                 <w:lang w:val="en-US"/>
               </w:rPr>
             </w:pPr>
+            <w:r>
+              <w:rPr>
+                <w:lang w:val="en-US"/>
+              </w:rPr>
+              <w:t>_</w:t>
+            </w:r>
           </w:p>
         </w:tc>
         <w:tc>
@@ -8973,6 +9588,12 @@
                 <w:lang w:val="en-US"/>
               </w:rPr>
             </w:pPr>
+            <w:r>
+              <w:rPr>
+                <w:lang w:val="en-US"/>
+              </w:rPr>
+              <w:t>Amount of energy</w:t>
+            </w:r>
           </w:p>
         </w:tc>
         <w:tc>
@@ -8985,6 +9606,12 @@
                 <w:lang w:val="en-US"/>
               </w:rPr>
             </w:pPr>
+            <w:r>
+              <w:rPr>
+                <w:lang w:val="en-US"/>
+              </w:rPr>
+              <w:t>NOT NULL</w:t>
+            </w:r>
           </w:p>
         </w:tc>
       </w:tr>
@@ -9002,12 +9629,14 @@
                 <w:lang w:val="en-US"/>
               </w:rPr>
             </w:pPr>
+            <w:proofErr w:type="spellStart"/>
             <w:r>
               <w:rPr>
                 <w:lang w:val="en-US"/>
               </w:rPr>
               <w:t>SpecialEffects</w:t>
             </w:r>
+            <w:proofErr w:type="spellEnd"/>
           </w:p>
         </w:tc>
         <w:tc>
@@ -9024,7 +9653,7 @@
               <w:rPr>
                 <w:lang w:val="en-US"/>
               </w:rPr>
-              <w:t>String</w:t>
+              <w:t>TEXT</w:t>
             </w:r>
           </w:p>
         </w:tc>
@@ -9038,6 +9667,12 @@
                 <w:lang w:val="en-US"/>
               </w:rPr>
             </w:pPr>
+            <w:r>
+              <w:rPr>
+                <w:lang w:val="en-US"/>
+              </w:rPr>
+              <w:t>200</w:t>
+            </w:r>
           </w:p>
         </w:tc>
         <w:tc>
@@ -9050,6 +9685,12 @@
                 <w:lang w:val="en-US"/>
               </w:rPr>
             </w:pPr>
+            <w:r>
+              <w:rPr>
+                <w:lang w:val="en-US"/>
+              </w:rPr>
+              <w:t>-</w:t>
+            </w:r>
           </w:p>
         </w:tc>
         <w:tc>
@@ -9062,6 +9703,12 @@
                 <w:lang w:val="en-US"/>
               </w:rPr>
             </w:pPr>
+            <w:r>
+              <w:rPr>
+                <w:lang w:val="en-US"/>
+              </w:rPr>
+              <w:t>Special effects of the card</w:t>
+            </w:r>
           </w:p>
         </w:tc>
         <w:tc>
@@ -9097,7 +9744,6 @@
         <w:rPr>
           <w:lang w:val="en-US"/>
         </w:rPr>
-        <w:lastRenderedPageBreak/>
         <w:t>List of SQL Qu</w:t>
       </w:r>
       <w:r>
@@ -9141,6 +9787,8 @@
         </w:rPr>
         <w:t xml:space="preserve">Provide details of a particular player. </w:t>
       </w:r>
+      <w:bookmarkStart w:id="10" w:name="_GoBack"/>
+      <w:bookmarkEnd w:id="10"/>
     </w:p>
     <w:p>
       <w:pPr>
@@ -9196,6 +9844,7 @@
         <w:rPr>
           <w:strike/>
         </w:rPr>
+        <w:lastRenderedPageBreak/>
         <w:t xml:space="preserve">Add/delete player accounts. </w:t>
       </w:r>
     </w:p>
@@ -9630,7 +10279,6 @@
         <w:rPr>
           <w:strike/>
         </w:rPr>
-        <w:lastRenderedPageBreak/>
         <w:t xml:space="preserve">Add/edit/delete tournaments. </w:t>
       </w:r>
     </w:p>
@@ -9726,6 +10374,7 @@
         </w:numPr>
       </w:pPr>
       <w:r>
+        <w:lastRenderedPageBreak/>
         <w:t xml:space="preserve">Count the total number of matches in a tournament. </w:t>
       </w:r>
     </w:p>
@@ -9927,53 +10576,53 @@
           <w:lang w:val="en-US"/>
         </w:rPr>
       </w:pPr>
-      <w:bookmarkStart w:id="10" w:name="_Toc235780053"/>
+      <w:bookmarkStart w:id="11" w:name="_Toc235780053"/>
       <w:r>
         <w:rPr>
           <w:lang w:val="en-US"/>
         </w:rPr>
         <w:t>Software Design</w:t>
-      </w:r>
-      <w:bookmarkEnd w:id="10"/>
-    </w:p>
-    <w:p>
-      <w:pPr>
-        <w:pStyle w:val="Heading3"/>
-        <w:rPr>
-          <w:lang w:val="en-US"/>
-        </w:rPr>
-      </w:pPr>
-      <w:bookmarkStart w:id="11" w:name="_Toc235780054"/>
-      <w:r>
-        <w:rPr>
-          <w:lang w:val="en-US"/>
-        </w:rPr>
-        <w:t>Structure Chart</w:t>
       </w:r>
       <w:bookmarkEnd w:id="11"/>
     </w:p>
     <w:p>
       <w:pPr>
-        <w:rPr>
-          <w:lang w:val="en-US"/>
-        </w:rPr>
-      </w:pPr>
+        <w:pStyle w:val="Heading3"/>
+        <w:rPr>
+          <w:lang w:val="en-US"/>
+        </w:rPr>
+      </w:pPr>
+      <w:bookmarkStart w:id="12" w:name="_Toc235780054"/>
+      <w:r>
+        <w:rPr>
+          <w:lang w:val="en-US"/>
+        </w:rPr>
+        <w:t>Structure Chart</w:t>
+      </w:r>
+      <w:bookmarkEnd w:id="12"/>
     </w:p>
     <w:p>
       <w:pPr>
+        <w:rPr>
+          <w:lang w:val="en-US"/>
+        </w:rPr>
+      </w:pPr>
+    </w:p>
+    <w:p>
+      <w:pPr>
         <w:pStyle w:val="Heading3"/>
         <w:rPr>
           <w:lang w:val="en-US"/>
         </w:rPr>
       </w:pPr>
-      <w:bookmarkStart w:id="12" w:name="_Toc235780055"/>
+      <w:bookmarkStart w:id="13" w:name="_Toc235780055"/>
       <w:r>
         <w:rPr>
           <w:lang w:val="en-US"/>
         </w:rPr>
         <w:t>Function Specifications</w:t>
       </w:r>
-      <w:bookmarkEnd w:id="12"/>
+      <w:bookmarkEnd w:id="13"/>
     </w:p>
     <w:p>
       <w:pPr>
@@ -10251,14 +10900,7 @@
               <w:rPr>
                 <w:lang w:val="en-US"/>
               </w:rPr>
-              <w:t xml:space="preserve">Displays home screen with login page. </w:t>
-            </w:r>
-            <w:r>
-              <w:rPr>
-                <w:lang w:val="en-US"/>
-              </w:rPr>
-              <w:lastRenderedPageBreak/>
-              <w:t>Authenticates user and authorizes specific tasks they can do, showing an options page of queries they can make.</w:t>
+              <w:t>Displays home screen with login page. Authenticates user and authorizes specific tasks they can do, showing an options page of queries they can make.</w:t>
             </w:r>
           </w:p>
         </w:tc>
@@ -10276,7 +10918,6 @@
               <w:rPr>
                 <w:lang w:val="en-US"/>
               </w:rPr>
-              <w:lastRenderedPageBreak/>
               <w:t>Username, password</w:t>
             </w:r>
           </w:p>
@@ -10313,14 +10954,7 @@
               <w:rPr>
                 <w:lang w:val="en-US"/>
               </w:rPr>
-              <w:t xml:space="preserve">Accept username and password, compare it </w:t>
-            </w:r>
-            <w:r>
-              <w:rPr>
-                <w:lang w:val="en-US"/>
-              </w:rPr>
-              <w:lastRenderedPageBreak/>
-              <w:t>against database values, grant or deny access.</w:t>
+              <w:t>Accept username and password, compare it against database values, grant or deny access.</w:t>
             </w:r>
           </w:p>
         </w:tc>
@@ -10336,18 +10970,25 @@
                 <w:lang w:val="en-US"/>
               </w:rPr>
             </w:pPr>
-            <w:r>
-              <w:rPr>
-                <w:lang w:val="en-US"/>
-              </w:rPr>
-              <w:lastRenderedPageBreak/>
+            <w:proofErr w:type="spellStart"/>
+            <w:r>
+              <w:rPr>
+                <w:lang w:val="en-US"/>
+              </w:rPr>
               <w:t>View</w:t>
             </w:r>
             <w:r>
               <w:rPr>
                 <w:lang w:val="en-US"/>
               </w:rPr>
-              <w:t>_Details()</w:t>
+              <w:t>_Details</w:t>
+            </w:r>
+            <w:proofErr w:type="spellEnd"/>
+            <w:r>
+              <w:rPr>
+                <w:lang w:val="en-US"/>
+              </w:rPr>
+              <w:t>()</w:t>
             </w:r>
           </w:p>
         </w:tc>
@@ -10514,11 +11155,19 @@
                 <w:lang w:val="en-US"/>
               </w:rPr>
             </w:pPr>
-            <w:r>
-              <w:rPr>
-                <w:lang w:val="en-US"/>
-              </w:rPr>
-              <w:t>Edit_Details()</w:t>
+            <w:proofErr w:type="spellStart"/>
+            <w:r>
+              <w:rPr>
+                <w:lang w:val="en-US"/>
+              </w:rPr>
+              <w:t>Edit_Details</w:t>
+            </w:r>
+            <w:proofErr w:type="spellEnd"/>
+            <w:r>
+              <w:rPr>
+                <w:lang w:val="en-US"/>
+              </w:rPr>
+              <w:t>()</w:t>
             </w:r>
           </w:p>
         </w:tc>
@@ -10624,11 +11273,20 @@
                 <w:lang w:val="en-US"/>
               </w:rPr>
             </w:pPr>
-            <w:r>
-              <w:rPr>
-                <w:lang w:val="en-US"/>
-              </w:rPr>
-              <w:t>Add_smt()</w:t>
+            <w:proofErr w:type="spellStart"/>
+            <w:r>
+              <w:rPr>
+                <w:lang w:val="en-US"/>
+              </w:rPr>
+              <w:lastRenderedPageBreak/>
+              <w:t>Add_smt</w:t>
+            </w:r>
+            <w:proofErr w:type="spellEnd"/>
+            <w:r>
+              <w:rPr>
+                <w:lang w:val="en-US"/>
+              </w:rPr>
+              <w:t>()</w:t>
             </w:r>
           </w:p>
         </w:tc>
@@ -10722,11 +11380,19 @@
                 <w:lang w:val="en-US"/>
               </w:rPr>
             </w:pPr>
-            <w:r>
-              <w:rPr>
-                <w:lang w:val="en-US"/>
-              </w:rPr>
-              <w:t>Delete_smt()</w:t>
+            <w:proofErr w:type="spellStart"/>
+            <w:r>
+              <w:rPr>
+                <w:lang w:val="en-US"/>
+              </w:rPr>
+              <w:t>Delete_smt</w:t>
+            </w:r>
+            <w:proofErr w:type="spellEnd"/>
+            <w:r>
+              <w:rPr>
+                <w:lang w:val="en-US"/>
+              </w:rPr>
+              <w:t>()</w:t>
             </w:r>
           </w:p>
         </w:tc>
@@ -10838,11 +11504,19 @@
                 <w:lang w:val="en-US"/>
               </w:rPr>
             </w:pPr>
-            <w:r>
-              <w:rPr>
-                <w:lang w:val="en-US"/>
-              </w:rPr>
-              <w:t>Register_player()</w:t>
+            <w:proofErr w:type="spellStart"/>
+            <w:r>
+              <w:rPr>
+                <w:lang w:val="en-US"/>
+              </w:rPr>
+              <w:t>Register_player</w:t>
+            </w:r>
+            <w:proofErr w:type="spellEnd"/>
+            <w:r>
+              <w:rPr>
+                <w:lang w:val="en-US"/>
+              </w:rPr>
+              <w:t>()</w:t>
             </w:r>
           </w:p>
         </w:tc>
@@ -10874,12 +11548,28 @@
                 <w:lang w:val="en-US"/>
               </w:rPr>
             </w:pPr>
-            <w:r>
-              <w:rPr>
-                <w:lang w:val="en-US"/>
-              </w:rPr>
-              <w:t>Player_id, tournament_id</w:t>
-            </w:r>
+            <w:proofErr w:type="spellStart"/>
+            <w:r>
+              <w:rPr>
+                <w:lang w:val="en-US"/>
+              </w:rPr>
+              <w:t>Player_id</w:t>
+            </w:r>
+            <w:proofErr w:type="spellEnd"/>
+            <w:r>
+              <w:rPr>
+                <w:lang w:val="en-US"/>
+              </w:rPr>
+              <w:t xml:space="preserve">, </w:t>
+            </w:r>
+            <w:proofErr w:type="spellStart"/>
+            <w:r>
+              <w:rPr>
+                <w:lang w:val="en-US"/>
+              </w:rPr>
+              <w:t>tournament_id</w:t>
+            </w:r>
+            <w:proofErr w:type="spellEnd"/>
           </w:p>
         </w:tc>
         <w:tc>
@@ -10930,12 +11620,14 @@
                 <w:lang w:val="en-US"/>
               </w:rPr>
             </w:pPr>
+            <w:proofErr w:type="spellStart"/>
             <w:r>
               <w:rPr>
                 <w:lang w:val="en-US"/>
               </w:rPr>
               <w:t>Create_match</w:t>
             </w:r>
+            <w:proofErr w:type="spellEnd"/>
           </w:p>
         </w:tc>
         <w:tc>
@@ -10952,7 +11644,21 @@
               <w:rPr>
                 <w:lang w:val="en-US"/>
               </w:rPr>
-              <w:t>Creates a match between two players ni a specific tournament</w:t>
+              <w:t xml:space="preserve">Creates a match between two players </w:t>
+            </w:r>
+            <w:proofErr w:type="spellStart"/>
+            <w:r>
+              <w:rPr>
+                <w:lang w:val="en-US"/>
+              </w:rPr>
+              <w:t>ni</w:t>
+            </w:r>
+            <w:proofErr w:type="spellEnd"/>
+            <w:r>
+              <w:rPr>
+                <w:lang w:val="en-US"/>
+              </w:rPr>
+              <w:t xml:space="preserve"> a specific tournament</w:t>
             </w:r>
           </w:p>
         </w:tc>
@@ -10972,12 +11678,14 @@
               </w:rPr>
               <w:t xml:space="preserve">Player1_id, player2_id, </w:t>
             </w:r>
+            <w:proofErr w:type="spellStart"/>
             <w:r>
               <w:rPr>
                 <w:lang w:val="en-US"/>
               </w:rPr>
               <w:t>tournament_id</w:t>
             </w:r>
+            <w:proofErr w:type="spellEnd"/>
           </w:p>
         </w:tc>
         <w:tc>
@@ -11029,8 +11737,13 @@
                 <w:lang w:val="en-US"/>
               </w:rPr>
             </w:pPr>
-            <w:r>
-              <w:t>Display_Sorted()</w:t>
+            <w:proofErr w:type="spellStart"/>
+            <w:r>
+              <w:t>Display_Sorted</w:t>
+            </w:r>
+            <w:proofErr w:type="spellEnd"/>
+            <w:r>
+              <w:t>()</w:t>
             </w:r>
           </w:p>
         </w:tc>
@@ -11131,8 +11844,13 @@
                 <w:lang w:val="en-US"/>
               </w:rPr>
             </w:pPr>
-            <w:r>
-              <w:t>Count_Items()</w:t>
+            <w:proofErr w:type="spellStart"/>
+            <w:r>
+              <w:t>Count_Items</w:t>
+            </w:r>
+            <w:proofErr w:type="spellEnd"/>
+            <w:r>
+              <w:t>()</w:t>
             </w:r>
           </w:p>
         </w:tc>
@@ -11196,7 +11914,15 @@
               </w:rPr>
             </w:pPr>
             <w:r>
-              <w:t>Executes a COUNT() query (e.g. number of decks owned, players in a tournament, total players/cards/tournaments).</w:t>
+              <w:t xml:space="preserve">Executes a </w:t>
+            </w:r>
+            <w:proofErr w:type="gramStart"/>
+            <w:r>
+              <w:t>COUNT(</w:t>
+            </w:r>
+            <w:proofErr w:type="gramEnd"/>
+            <w:r>
+              <w:t>) query (e.g. number of decks owned, players in a tournament, total players/cards/tournaments).</w:t>
             </w:r>
           </w:p>
         </w:tc>
@@ -11213,8 +11939,13 @@
                 <w:lang w:val="en-US"/>
               </w:rPr>
             </w:pPr>
-            <w:r>
-              <w:t>Display_Player_Decks()</w:t>
+            <w:proofErr w:type="spellStart"/>
+            <w:r>
+              <w:t>Display_Player_Decks</w:t>
+            </w:r>
+            <w:proofErr w:type="spellEnd"/>
+            <w:r>
+              <w:t>()</w:t>
             </w:r>
           </w:p>
         </w:tc>
@@ -11245,9 +11976,11 @@
                 <w:lang w:val="en-US"/>
               </w:rPr>
             </w:pPr>
+            <w:proofErr w:type="spellStart"/>
             <w:r>
               <w:t>player_id</w:t>
             </w:r>
+            <w:proofErr w:type="spellEnd"/>
           </w:p>
         </w:tc>
         <w:tc>
@@ -11301,8 +12034,13 @@
                 <w:lang w:val="en-US"/>
               </w:rPr>
             </w:pPr>
-            <w:r>
-              <w:t>Display_Deck_Cards()</w:t>
+            <w:proofErr w:type="spellStart"/>
+            <w:r>
+              <w:t>Display_Deck_Cards</w:t>
+            </w:r>
+            <w:proofErr w:type="spellEnd"/>
+            <w:r>
+              <w:t>()</w:t>
             </w:r>
           </w:p>
         </w:tc>
@@ -11333,9 +12071,11 @@
                 <w:lang w:val="en-US"/>
               </w:rPr>
             </w:pPr>
+            <w:proofErr w:type="spellStart"/>
             <w:r>
               <w:t>deck_id</w:t>
             </w:r>
+            <w:proofErr w:type="spellEnd"/>
           </w:p>
         </w:tc>
         <w:tc>
@@ -11369,7 +12109,15 @@
               <w:t xml:space="preserve">Retrieves all cards and quantities stored in the chosen deck using a join between </w:t>
             </w:r>
             <w:r>
-              <w:t>Deck and Card_In_Deck.</w:t>
+              <w:t xml:space="preserve">Deck and </w:t>
+            </w:r>
+            <w:proofErr w:type="spellStart"/>
+            <w:r>
+              <w:t>Card_In_Deck</w:t>
+            </w:r>
+            <w:proofErr w:type="spellEnd"/>
+            <w:r>
+              <w:t>.</w:t>
             </w:r>
           </w:p>
         </w:tc>
@@ -11386,8 +12134,13 @@
                 <w:lang w:val="en-US"/>
               </w:rPr>
             </w:pPr>
-            <w:r>
-              <w:t>Display_Upcoming_Tournaments()</w:t>
+            <w:proofErr w:type="spellStart"/>
+            <w:r>
+              <w:t>Display_Upcoming_Tournaments</w:t>
+            </w:r>
+            <w:proofErr w:type="spellEnd"/>
+            <w:r>
+              <w:t>()</w:t>
             </w:r>
           </w:p>
         </w:tc>
@@ -11468,8 +12221,13 @@
                 <w:lang w:val="en-US"/>
               </w:rPr>
             </w:pPr>
-            <w:r>
-              <w:t>Calculate_Card_Statistics()</w:t>
+            <w:proofErr w:type="spellStart"/>
+            <w:r>
+              <w:t>Calculate_Card_Statistics</w:t>
+            </w:r>
+            <w:proofErr w:type="spellEnd"/>
+            <w:r>
+              <w:t>()</w:t>
             </w:r>
           </w:p>
         </w:tc>
@@ -11500,9 +12258,11 @@
                 <w:lang w:val="en-US"/>
               </w:rPr>
             </w:pPr>
+            <w:proofErr w:type="spellStart"/>
             <w:r>
               <w:t>statistic_type</w:t>
             </w:r>
+            <w:proofErr w:type="spellEnd"/>
           </w:p>
         </w:tc>
         <w:tc>
@@ -11533,7 +12293,15 @@
               </w:rPr>
             </w:pPr>
             <w:r>
-              <w:t>Executes aggregate SQL queries (AVG(), MAX(), MIN()) to calculate the average, maximum or minimum HP values of creature cards.</w:t>
+              <w:t>Executes aggregate SQL queries (</w:t>
+            </w:r>
+            <w:proofErr w:type="gramStart"/>
+            <w:r>
+              <w:t>AVG(</w:t>
+            </w:r>
+            <w:proofErr w:type="gramEnd"/>
+            <w:r>
+              <w:t>), MAX(), MIN()) to calculate the average, maximum or minimum HP values of creature cards.</w:t>
             </w:r>
           </w:p>
         </w:tc>
@@ -11545,8 +12313,13 @@
             <w:vAlign w:val="center"/>
           </w:tcPr>
           <w:p>
-            <w:r>
-              <w:t>Count_total()</w:t>
+            <w:proofErr w:type="spellStart"/>
+            <w:r>
+              <w:t>Count_total</w:t>
+            </w:r>
+            <w:proofErr w:type="spellEnd"/>
+            <w:r>
+              <w:t>()</w:t>
             </w:r>
           </w:p>
         </w:tc>
@@ -11563,7 +12336,15 @@
               <w:t>/</w:t>
             </w:r>
             <w:r>
-              <w:t>cards/registerations/tournaments/cards in deck</w:t>
+              <w:t>cards/</w:t>
+            </w:r>
+            <w:proofErr w:type="spellStart"/>
+            <w:r>
+              <w:t>registerations</w:t>
+            </w:r>
+            <w:proofErr w:type="spellEnd"/>
+            <w:r>
+              <w:t>/tournaments/cards in deck</w:t>
             </w:r>
           </w:p>
         </w:tc>
@@ -11596,7 +12377,15 @@
           </w:tcPr>
           <w:p>
             <w:r>
-              <w:t xml:space="preserve">Executes a COUNT() query on the </w:t>
+              <w:t xml:space="preserve">Executes a </w:t>
+            </w:r>
+            <w:proofErr w:type="gramStart"/>
+            <w:r>
+              <w:t>COUNT(</w:t>
+            </w:r>
+            <w:proofErr w:type="gramEnd"/>
+            <w:r>
+              <w:t xml:space="preserve">) query on the </w:t>
             </w:r>
             <w:r>
               <w:t>specific</w:t>
@@ -11614,10 +12403,11 @@
             <w:vAlign w:val="center"/>
           </w:tcPr>
           <w:p>
-            <w:r>
-              <w:lastRenderedPageBreak/>
+            <w:proofErr w:type="spellStart"/>
+            <w:r>
               <w:t>Calculate_Max</w:t>
             </w:r>
+            <w:proofErr w:type="spellEnd"/>
             <w:r>
               <w:t>/MIN/AVG</w:t>
             </w:r>
@@ -11670,7 +12460,23 @@
           </w:tcPr>
           <w:p>
             <w:r>
-              <w:t>Max/min/avg and recods of cards with those</w:t>
+              <w:t>Max/min/</w:t>
+            </w:r>
+            <w:proofErr w:type="spellStart"/>
+            <w:r>
+              <w:t>avg</w:t>
+            </w:r>
+            <w:proofErr w:type="spellEnd"/>
+            <w:r>
+              <w:t xml:space="preserve"> and </w:t>
+            </w:r>
+            <w:proofErr w:type="spellStart"/>
+            <w:r>
+              <w:t>recods</w:t>
+            </w:r>
+            <w:proofErr w:type="spellEnd"/>
+            <w:r>
+              <w:t xml:space="preserve"> of cards with those</w:t>
             </w:r>
           </w:p>
         </w:tc>
@@ -11681,7 +12487,15 @@
           </w:tcPr>
           <w:p>
             <w:r>
-              <w:t xml:space="preserve">Executes MAX() </w:t>
+              <w:t xml:space="preserve">Executes </w:t>
+            </w:r>
+            <w:proofErr w:type="gramStart"/>
+            <w:r>
+              <w:t>MAX(</w:t>
+            </w:r>
+            <w:proofErr w:type="gramEnd"/>
+            <w:r>
+              <w:t xml:space="preserve">) </w:t>
             </w:r>
             <w:r>
               <w:t>or</w:t>
@@ -11695,6 +12509,7 @@
             <w:r>
               <w:t xml:space="preserve"> queries on the HP field of the </w:t>
             </w:r>
+            <w:proofErr w:type="spellStart"/>
             <w:r>
               <w:rPr>
                 <w:b/>
@@ -11702,6 +12517,7 @@
               </w:rPr>
               <w:t>CreatureCard</w:t>
             </w:r>
+            <w:proofErr w:type="spellEnd"/>
             <w:r>
               <w:t xml:space="preserve"> table and displays the results.</w:t>
             </w:r>
@@ -11738,11 +12554,11 @@
         <w:tblLook w:val="04A0" w:firstRow="1" w:lastRow="0" w:firstColumn="1" w:lastColumn="0" w:noHBand="0" w:noVBand="1"/>
       </w:tblPr>
       <w:tblGrid>
-        <w:gridCol w:w="3046"/>
-        <w:gridCol w:w="2009"/>
-        <w:gridCol w:w="1231"/>
-        <w:gridCol w:w="904"/>
-        <w:gridCol w:w="3276"/>
+        <w:gridCol w:w="3156"/>
+        <w:gridCol w:w="1934"/>
+        <w:gridCol w:w="1259"/>
+        <w:gridCol w:w="918"/>
+        <w:gridCol w:w="3199"/>
       </w:tblGrid>
       <w:tr>
         <w:trPr>
@@ -11871,8 +12687,13 @@
             <w:hideMark/>
           </w:tcPr>
           <w:p>
-            <w:r>
-              <w:t>Display_Largest_Collections()</w:t>
+            <w:proofErr w:type="spellStart"/>
+            <w:r>
+              <w:t>Display_Largest_Collections</w:t>
+            </w:r>
+            <w:proofErr w:type="spellEnd"/>
+            <w:r>
+              <w:t>()</w:t>
             </w:r>
           </w:p>
         </w:tc>
@@ -11936,8 +12757,14 @@
             <w:hideMark/>
           </w:tcPr>
           <w:p>
-            <w:r>
-              <w:t>Display_Most_Common_Card()</w:t>
+            <w:proofErr w:type="spellStart"/>
+            <w:r>
+              <w:lastRenderedPageBreak/>
+              <w:t>Display_Most_Common_Card</w:t>
+            </w:r>
+            <w:proofErr w:type="spellEnd"/>
+            <w:r>
+              <w:t>()</w:t>
             </w:r>
           </w:p>
         </w:tc>
@@ -12001,8 +12828,13 @@
             <w:hideMark/>
           </w:tcPr>
           <w:p>
-            <w:r>
-              <w:t>Display_Rarest_Cards()</w:t>
+            <w:proofErr w:type="spellStart"/>
+            <w:r>
+              <w:t>Display_Rarest_Cards</w:t>
+            </w:r>
+            <w:proofErr w:type="spellEnd"/>
+            <w:r>
+              <w:t>()</w:t>
             </w:r>
           </w:p>
         </w:tc>
@@ -12076,7 +12908,7 @@
 </file>
 
 <file path=word/numbering.xml><?xml version="1.0" encoding="utf-8"?>
-<w:numbering xmlns:wpc="http://schemas.microsoft.com/office/word/2010/wordprocessingCanvas" xmlns:cx="http://schemas.microsoft.com/office/drawing/2014/chartex" xmlns:cx1="http://schemas.microsoft.com/office/drawing/2015/9/8/chartex" xmlns:cx2="http://schemas.microsoft.com/office/drawing/2015/10/21/chartex" xmlns:cx3="http://schemas.microsoft.com/office/drawing/2016/5/9/chartex" xmlns:cx4="http://schemas.microsoft.com/office/drawing/2016/5/10/chartex" xmlns:cx5="http://schemas.microsoft.com/office/drawing/2016/5/11/chartex" xmlns:cx6="http://schemas.microsoft.com/office/drawing/2016/5/12/chartex" xmlns:cx7="http://schemas.microsoft.com/office/drawing/2016/5/13/chartex" xmlns:cx8="http://schemas.microsoft.com/office/drawing/2016/5/14/chartex" xmlns:mc="http://schemas.openxmlformats.org/markup-compatibility/2006" xmlns:aink="http://schemas.microsoft.com/office/drawing/2016/ink" xmlns:am3d="http://schemas.microsoft.com/office/drawing/2017/model3d" xmlns:o="urn:schemas-microsoft-com:office:office" xmlns:oel="http://schemas.microsoft.com/office/2019/extlst" xmlns:r="http://schemas.openxmlformats.org/officeDocument/2006/relationships" xmlns:m="http://schemas.openxmlformats.org/officeDocument/2006/math" xmlns:v="urn:schemas-microsoft-com:vml" xmlns:wp14="http://schemas.microsoft.com/office/word/2010/wordprocessingDrawing" xmlns:wp="http://schemas.openxmlformats.org/drawingml/2006/wordprocessingDrawing" xmlns:w10="urn:schemas-microsoft-com:office:word" xmlns:w="http://schemas.openxmlformats.org/wordprocessingml/2006/main" xmlns:w14="http://schemas.microsoft.com/office/word/2010/wordml" xmlns:w15="http://schemas.microsoft.com/office/word/2012/wordml" xmlns:w16cei="http://schemas.microsoft.com/office/word/2026/wordml/cei" xmlns:w16cex="http://schemas.microsoft.com/office/word/2018/wordml/cex" xmlns:w16cid="http://schemas.microsoft.com/office/word/2016/wordml/cid" xmlns:w16="http://schemas.microsoft.com/office/word/2018/wordml" xmlns:w16du="http://schemas.microsoft.com/office/word/2023/wordml/word16du" xmlns:w16sdtdh="http://schemas.microsoft.com/office/word/2020/wordml/sdtdatahash" xmlns:w16sdtfl="http://schemas.microsoft.com/office/word/2024/wordml/sdtformatlock" xmlns:w16se="http://schemas.microsoft.com/office/word/2015/wordml/symex" xmlns:wpg="http://schemas.microsoft.com/office/word/2010/wordprocessingGroup" xmlns:wpi="http://schemas.microsoft.com/office/word/2010/wordprocessingInk" xmlns:wne="http://schemas.microsoft.com/office/word/2006/wordml" xmlns:wps="http://schemas.microsoft.com/office/word/2010/wordprocessingShape" mc:Ignorable="w14 w15 w16se w16cid w16 w16cex w16sdtdh w16sdtfl w16du wp14">
+<w:numbering xmlns:wpc="http://schemas.microsoft.com/office/word/2010/wordprocessingCanvas" xmlns:cx="http://schemas.microsoft.com/office/drawing/2014/chartex" xmlns:cx1="http://schemas.microsoft.com/office/drawing/2015/9/8/chartex" xmlns:mc="http://schemas.openxmlformats.org/markup-compatibility/2006" xmlns:o="urn:schemas-microsoft-com:office:office" xmlns:r="http://schemas.openxmlformats.org/officeDocument/2006/relationships" xmlns:m="http://schemas.openxmlformats.org/officeDocument/2006/math" xmlns:v="urn:schemas-microsoft-com:vml" xmlns:wp14="http://schemas.microsoft.com/office/word/2010/wordprocessingDrawing" xmlns:wp="http://schemas.openxmlformats.org/drawingml/2006/wordprocessingDrawing" xmlns:w10="urn:schemas-microsoft-com:office:word" xmlns:w="http://schemas.openxmlformats.org/wordprocessingml/2006/main" xmlns:w14="http://schemas.microsoft.com/office/word/2010/wordml" xmlns:w15="http://schemas.microsoft.com/office/word/2012/wordml" xmlns:w16se="http://schemas.microsoft.com/office/word/2015/wordml/symex" xmlns:wpg="http://schemas.microsoft.com/office/word/2010/wordprocessingGroup" xmlns:wpi="http://schemas.microsoft.com/office/word/2010/wordprocessingInk" xmlns:wne="http://schemas.microsoft.com/office/word/2006/wordml" xmlns:wps="http://schemas.microsoft.com/office/word/2010/wordprocessingShape" mc:Ignorable="w14 w15 w16se wp14">
   <w:abstractNum w:abstractNumId="0" w15:restartNumberingAfterBreak="0">
     <w:nsid w:val="0252339A"/>
     <w:multiLevelType w:val="multilevel"/>
@@ -14019,53 +14851,53 @@
       </w:rPr>
     </w:lvl>
   </w:abstractNum>
-  <w:num w:numId="1" w16cid:durableId="1232351901">
+  <w:num w:numId="1">
     <w:abstractNumId w:val="10"/>
   </w:num>
-  <w:num w:numId="2" w16cid:durableId="177233554">
+  <w:num w:numId="2">
     <w:abstractNumId w:val="9"/>
   </w:num>
-  <w:num w:numId="3" w16cid:durableId="163783032">
+  <w:num w:numId="3">
     <w:abstractNumId w:val="5"/>
   </w:num>
-  <w:num w:numId="4" w16cid:durableId="195390254">
+  <w:num w:numId="4">
     <w:abstractNumId w:val="6"/>
   </w:num>
-  <w:num w:numId="5" w16cid:durableId="1176194005">
+  <w:num w:numId="5">
     <w:abstractNumId w:val="8"/>
   </w:num>
-  <w:num w:numId="6" w16cid:durableId="1951546556">
+  <w:num w:numId="6">
     <w:abstractNumId w:val="2"/>
   </w:num>
-  <w:num w:numId="7" w16cid:durableId="570232666">
+  <w:num w:numId="7">
     <w:abstractNumId w:val="4"/>
   </w:num>
-  <w:num w:numId="8" w16cid:durableId="265382671">
+  <w:num w:numId="8">
     <w:abstractNumId w:val="3"/>
   </w:num>
-  <w:num w:numId="9" w16cid:durableId="1996762308">
+  <w:num w:numId="9">
     <w:abstractNumId w:val="11"/>
   </w:num>
-  <w:num w:numId="10" w16cid:durableId="535509461">
+  <w:num w:numId="10">
     <w:abstractNumId w:val="1"/>
   </w:num>
-  <w:num w:numId="11" w16cid:durableId="2109886021">
+  <w:num w:numId="11">
     <w:abstractNumId w:val="12"/>
   </w:num>
-  <w:num w:numId="12" w16cid:durableId="1362323461">
+  <w:num w:numId="12">
     <w:abstractNumId w:val="0"/>
   </w:num>
-  <w:num w:numId="13" w16cid:durableId="1801459508">
+  <w:num w:numId="13">
     <w:abstractNumId w:val="7"/>
   </w:num>
-  <w:num w:numId="14" w16cid:durableId="461968600">
+  <w:num w:numId="14">
     <w:abstractNumId w:val="13"/>
   </w:num>
 </w:numbering>
 </file>
 
 <file path=word/styles.xml><?xml version="1.0" encoding="utf-8"?>
-<w:styles xmlns:mc="http://schemas.openxmlformats.org/markup-compatibility/2006" xmlns:r="http://schemas.openxmlformats.org/officeDocument/2006/relationships" xmlns:w="http://schemas.openxmlformats.org/wordprocessingml/2006/main" xmlns:w14="http://schemas.microsoft.com/office/word/2010/wordml" xmlns:w15="http://schemas.microsoft.com/office/word/2012/wordml" xmlns:w16cex="http://schemas.microsoft.com/office/word/2018/wordml/cex" xmlns:w16cid="http://schemas.microsoft.com/office/word/2016/wordml/cid" xmlns:w16="http://schemas.microsoft.com/office/word/2018/wordml" xmlns:w16du="http://schemas.microsoft.com/office/word/2023/wordml/word16du" xmlns:w16sdtdh="http://schemas.microsoft.com/office/word/2020/wordml/sdtdatahash" xmlns:w16sdtfl="http://schemas.microsoft.com/office/word/2024/wordml/sdtformatlock" xmlns:w16se="http://schemas.microsoft.com/office/word/2015/wordml/symex" mc:Ignorable="w14 w15 w16se w16cid w16 w16cex w16sdtdh w16sdtfl w16du">
+<w:styles xmlns:mc="http://schemas.openxmlformats.org/markup-compatibility/2006" xmlns:r="http://schemas.openxmlformats.org/officeDocument/2006/relationships" xmlns:w="http://schemas.openxmlformats.org/wordprocessingml/2006/main" xmlns:w14="http://schemas.microsoft.com/office/word/2010/wordml" xmlns:w15="http://schemas.microsoft.com/office/word/2012/wordml" xmlns:w16se="http://schemas.microsoft.com/office/word/2015/wordml/symex" mc:Ignorable="w14 w15 w16se">
   <w:docDefaults>
     <w:rPrDefault>
       <w:rPr>
@@ -14082,7 +14914,7 @@
       </w:pPr>
     </w:pPrDefault>
   </w:docDefaults>
-  <w:latentStyles w:defLockedState="0" w:defUIPriority="99" w:defSemiHidden="0" w:defUnhideWhenUsed="0" w:defQFormat="0" w:count="376">
+  <w:latentStyles w:defLockedState="0" w:defUIPriority="99" w:defSemiHidden="0" w:defUnhideWhenUsed="0" w:defQFormat="0" w:count="371">
     <w:lsdException w:name="Normal" w:uiPriority="0" w:qFormat="1"/>
     <w:lsdException w:name="heading 1" w:uiPriority="9" w:qFormat="1"/>
     <w:lsdException w:name="heading 2" w:semiHidden="1" w:uiPriority="9" w:unhideWhenUsed="1" w:qFormat="1"/>
@@ -14454,11 +15286,6 @@
     <w:lsdException w:name="List Table 5 Dark Accent 6" w:uiPriority="50"/>
     <w:lsdException w:name="List Table 6 Colorful Accent 6" w:uiPriority="51"/>
     <w:lsdException w:name="List Table 7 Colorful Accent 6" w:uiPriority="52"/>
-    <w:lsdException w:name="Mention" w:semiHidden="1" w:unhideWhenUsed="1"/>
-    <w:lsdException w:name="Smart Hyperlink" w:semiHidden="1" w:unhideWhenUsed="1"/>
-    <w:lsdException w:name="Hashtag" w:semiHidden="1" w:unhideWhenUsed="1"/>
-    <w:lsdException w:name="Unresolved Mention" w:semiHidden="1" w:unhideWhenUsed="1"/>
-    <w:lsdException w:name="Smart Link" w:semiHidden="1" w:unhideWhenUsed="1"/>
   </w:latentStyles>
   <w:style w:type="paragraph" w:default="1" w:styleId="Normal">
     <w:name w:val="Normal"/>
@@ -15059,7 +15886,7 @@
       <w:u w:val="single"/>
     </w:rPr>
   </w:style>
-  <w:style w:type="character" w:styleId="UnresolvedMention">
+  <w:style w:type="character" w:customStyle="1" w:styleId="UnresolvedMention">
     <w:name w:val="Unresolved Mention"/>
     <w:basedOn w:val="DefaultParagraphFont"/>
     <w:uiPriority w:val="99"/>
@@ -15413,7 +16240,7 @@
 </file>
 
 <file path=customXml/itemProps2.xml><?xml version="1.0" encoding="utf-8"?>
-<ds:datastoreItem xmlns:ds="http://schemas.openxmlformats.org/officeDocument/2006/customXml" ds:itemID="{C450D700-667E-45A0-A6AA-B971A396DBDB}">
+<ds:datastoreItem xmlns:ds="http://schemas.openxmlformats.org/officeDocument/2006/customXml" ds:itemID="{214F8C9F-1763-4A3E-8C9A-1580616693F7}">
   <ds:schemaRefs>
     <ds:schemaRef ds:uri="http://schemas.openxmlformats.org/officeDocument/2006/bibliography"/>
   </ds:schemaRefs>

--- a/comp sci db project/paperwork/Planning Report - Fajar.docx
+++ b/comp sci db project/paperwork/Planning Report - Fajar.docx
@@ -12045,10 +12045,14 @@
           <w:ilvl w:val="0"/>
           <w:numId w:val="6"/>
         </w:numPr>
-        <w:rPr/>
+        <w:rPr>
+          <w:strike/>
+        </w:rPr>
       </w:pPr>
       <w:r>
-        <w:rPr/>
+        <w:rPr>
+          <w:strike/>
+        </w:rPr>
         <w:t xml:space="preserve">Display cards with HP greater than a specified value. </w:t>
       </w:r>
     </w:p>
@@ -12128,14 +12132,15 @@
       <w:pPr>
         <w:pStyle w:val="Normal"/>
         <w:rPr>
+          <w:strike w:val="false"/>
+          <w:dstrike w:val="false"/>
+        </w:rPr>
+      </w:pPr>
+      <w:r>
+        <w:rPr>
           <w:rFonts w:ascii="Aptos Display" w:hAnsi="Aptos Display" w:asciiTheme="majorHAnsi" w:hAnsiTheme="majorHAnsi"/>
-          <w:sz w:val="28"/>
-          <w:szCs w:val="28"/>
-        </w:rPr>
-      </w:pPr>
-      <w:r>
-        <w:rPr>
-          <w:rFonts w:ascii="Aptos Display" w:hAnsi="Aptos Display" w:asciiTheme="majorHAnsi" w:hAnsiTheme="majorHAnsi"/>
+          <w:strike w:val="false"/>
+          <w:dstrike w:val="false"/>
           <w:sz w:val="28"/>
           <w:szCs w:val="28"/>
         </w:rPr>
@@ -12185,10 +12190,14 @@
           <w:ilvl w:val="0"/>
           <w:numId w:val="7"/>
         </w:numPr>
-        <w:rPr/>
+        <w:rPr>
+          <w:strike/>
+        </w:rPr>
       </w:pPr>
       <w:r>
-        <w:rPr/>
+        <w:rPr>
+          <w:strike/>
+        </w:rPr>
         <w:t xml:space="preserve">Count the number of cards of each type within a deck. </w:t>
       </w:r>
     </w:p>
@@ -12199,10 +12208,14 @@
           <w:ilvl w:val="0"/>
           <w:numId w:val="7"/>
         </w:numPr>
-        <w:rPr/>
+        <w:rPr>
+          <w:strike/>
+        </w:rPr>
       </w:pPr>
       <w:r>
-        <w:rPr/>
+        <w:rPr>
+          <w:strike/>
+        </w:rPr>
         <w:t xml:space="preserve">Display all decks containing a specific card. </w:t>
       </w:r>
     </w:p>
@@ -12214,12 +12227,14 @@
           <w:numId w:val="7"/>
         </w:numPr>
         <w:rPr>
-          <w:strike/>
+          <w:strike w:val="false"/>
+          <w:dstrike w:val="false"/>
         </w:rPr>
       </w:pPr>
       <w:r>
         <w:rPr>
-          <w:strike/>
+          <w:strike w:val="false"/>
+          <w:dstrike w:val="false"/>
         </w:rPr>
         <w:t xml:space="preserve">Create/edit/delete decks. </w:t>
       </w:r>
@@ -12228,14 +12243,15 @@
       <w:pPr>
         <w:pStyle w:val="Normal"/>
         <w:rPr>
+          <w:strike w:val="false"/>
+          <w:dstrike w:val="false"/>
+        </w:rPr>
+      </w:pPr>
+      <w:r>
+        <w:rPr>
           <w:rFonts w:ascii="Aptos Display" w:hAnsi="Aptos Display" w:asciiTheme="majorHAnsi" w:hAnsiTheme="majorHAnsi"/>
-          <w:sz w:val="28"/>
-          <w:szCs w:val="28"/>
-        </w:rPr>
-      </w:pPr>
-      <w:r>
-        <w:rPr>
-          <w:rFonts w:ascii="Aptos Display" w:hAnsi="Aptos Display" w:asciiTheme="majorHAnsi" w:hAnsiTheme="majorHAnsi"/>
+          <w:strike w:val="false"/>
+          <w:dstrike w:val="false"/>
           <w:sz w:val="28"/>
           <w:szCs w:val="28"/>
         </w:rPr>
@@ -12285,10 +12301,14 @@
           <w:ilvl w:val="0"/>
           <w:numId w:val="8"/>
         </w:numPr>
-        <w:rPr/>
+        <w:rPr>
+          <w:strike/>
+        </w:rPr>
       </w:pPr>
       <w:r>
-        <w:rPr/>
+        <w:rPr>
+          <w:strike/>
+        </w:rPr>
         <w:t xml:space="preserve">Count the number of players registered for each tournament. </w:t>
       </w:r>
     </w:p>
@@ -12350,14 +12370,15 @@
       <w:pPr>
         <w:pStyle w:val="Normal"/>
         <w:rPr>
+          <w:strike w:val="false"/>
+          <w:dstrike w:val="false"/>
+        </w:rPr>
+      </w:pPr>
+      <w:r>
+        <w:rPr>
           <w:rFonts w:ascii="Aptos Display" w:hAnsi="Aptos Display" w:asciiTheme="majorHAnsi" w:hAnsiTheme="majorHAnsi"/>
-          <w:sz w:val="28"/>
-          <w:szCs w:val="28"/>
-        </w:rPr>
-      </w:pPr>
-      <w:r>
-        <w:rPr>
-          <w:rFonts w:ascii="Aptos Display" w:hAnsi="Aptos Display" w:asciiTheme="majorHAnsi" w:hAnsiTheme="majorHAnsi"/>
+          <w:strike w:val="false"/>
+          <w:dstrike w:val="false"/>
           <w:sz w:val="28"/>
           <w:szCs w:val="28"/>
         </w:rPr>
@@ -12407,10 +12428,14 @@
           <w:ilvl w:val="0"/>
           <w:numId w:val="9"/>
         </w:numPr>
-        <w:rPr/>
+        <w:rPr>
+          <w:strike/>
+        </w:rPr>
       </w:pPr>
       <w:r>
-        <w:rPr/>
+        <w:rPr>
+          <w:strike/>
+        </w:rPr>
         <w:t xml:space="preserve">Display all matches in a tournament. </w:t>
       </w:r>
     </w:p>
@@ -12421,10 +12446,14 @@
           <w:ilvl w:val="0"/>
           <w:numId w:val="9"/>
         </w:numPr>
-        <w:rPr/>
+        <w:rPr>
+          <w:strike/>
+        </w:rPr>
       </w:pPr>
       <w:r>
-        <w:rPr/>
+        <w:rPr>
+          <w:strike/>
+        </w:rPr>
         <w:t xml:space="preserve">Display all matches played by a selected player. </w:t>
       </w:r>
     </w:p>
@@ -12435,10 +12464,14 @@
           <w:ilvl w:val="0"/>
           <w:numId w:val="9"/>
         </w:numPr>
-        <w:rPr/>
+        <w:rPr>
+          <w:strike/>
+        </w:rPr>
       </w:pPr>
       <w:r>
-        <w:rPr/>
+        <w:rPr>
+          <w:strike/>
+        </w:rPr>
         <w:t xml:space="preserve">Display the winner of each match. </w:t>
       </w:r>
     </w:p>
@@ -12449,10 +12482,14 @@
           <w:ilvl w:val="0"/>
           <w:numId w:val="9"/>
         </w:numPr>
-        <w:rPr/>
+        <w:rPr>
+          <w:strike/>
+        </w:rPr>
       </w:pPr>
       <w:r>
-        <w:rPr/>
+        <w:rPr>
+          <w:strike/>
+        </w:rPr>
         <w:t xml:space="preserve">Count the total number of matches in a tournament. </w:t>
       </w:r>
     </w:p>
@@ -12460,14 +12497,15 @@
       <w:pPr>
         <w:pStyle w:val="Normal"/>
         <w:rPr>
+          <w:strike w:val="false"/>
+          <w:dstrike w:val="false"/>
+        </w:rPr>
+      </w:pPr>
+      <w:r>
+        <w:rPr>
           <w:rFonts w:ascii="Aptos Display" w:hAnsi="Aptos Display" w:asciiTheme="majorHAnsi" w:hAnsiTheme="majorHAnsi"/>
-          <w:sz w:val="28"/>
-          <w:szCs w:val="28"/>
-        </w:rPr>
-      </w:pPr>
-      <w:r>
-        <w:rPr>
-          <w:rFonts w:ascii="Aptos Display" w:hAnsi="Aptos Display" w:asciiTheme="majorHAnsi" w:hAnsiTheme="majorHAnsi"/>
+          <w:strike w:val="false"/>
+          <w:dstrike w:val="false"/>
           <w:sz w:val="28"/>
           <w:szCs w:val="28"/>
         </w:rPr>
